--- a/science.docx
+++ b/science.docx
@@ -44,7 +44,43 @@
           <w:sz w:val="22"/>
           <w:szCs w:val="22"/>
         </w:rPr>
-        <w:t>Precise temporal control of gene expression is required for neurons to establish and maintain their identity throughout post-mitotic maturation, operating at the level of both chromatin (histone modification) and DNA (cytosine methylation). Mutations affecting Polycomb Repressive Complex 1 (PRC1) and its deubiquitinase BAP1 cause syndromic neurodevelopmental disorders (NDDs) marked by developmental delay, seizures, and intellectual disability — phenotypes overlapping a broader family of chromatin-regulator disorders, including Kabuki and Coffin-Siris syndromes. How disruption of one histone-modifying enzyme produces such pervasive neurodevelopmental dysfunction, and whether its effects propagate to the DNA methylation machinery, is unknown.</w:t>
+        <w:t xml:space="preserve">Precise temporal control of gene expression is required for neurons to establish and maintain their identity throughout post-mitotic maturation, operating at the level of both chromatin (histone modification) and DNA (cytosine methylation). Mutations affecting </w:t>
+      </w:r>
+      <w:proofErr w:type="spellStart"/>
+      <w:r>
+        <w:rPr>
+          <w:rFonts w:ascii="Arial" w:eastAsia="Arial" w:hAnsi="Arial" w:cs="Arial"/>
+          <w:sz w:val="22"/>
+          <w:szCs w:val="22"/>
+        </w:rPr>
+        <w:t>Polycomb</w:t>
+      </w:r>
+      <w:proofErr w:type="spellEnd"/>
+      <w:r>
+        <w:rPr>
+          <w:rFonts w:ascii="Arial" w:eastAsia="Arial" w:hAnsi="Arial" w:cs="Arial"/>
+          <w:sz w:val="22"/>
+          <w:szCs w:val="22"/>
+        </w:rPr>
+        <w:t xml:space="preserve"> Repressive Complex 1 (PRC1) and its </w:t>
+      </w:r>
+      <w:proofErr w:type="spellStart"/>
+      <w:r>
+        <w:rPr>
+          <w:rFonts w:ascii="Arial" w:eastAsia="Arial" w:hAnsi="Arial" w:cs="Arial"/>
+          <w:sz w:val="22"/>
+          <w:szCs w:val="22"/>
+        </w:rPr>
+        <w:t>deubiquitinase</w:t>
+      </w:r>
+      <w:proofErr w:type="spellEnd"/>
+      <w:r>
+        <w:rPr>
+          <w:rFonts w:ascii="Arial" w:eastAsia="Arial" w:hAnsi="Arial" w:cs="Arial"/>
+          <w:sz w:val="22"/>
+          <w:szCs w:val="22"/>
+        </w:rPr>
+        <w:t xml:space="preserve"> BAP1 cause syndromic neurodevelopmental disorders (NDDs) marked by developmental delay, seizures, and intellectual disability — phenotypes overlapping a broader family of chromatin-regulator disorders, including Kabuki and Coffin-Siris syndromes. How disruption of one histone-modifying enzyme produces such pervasive neurodevelopmental dysfunction, and whether its effects propagate to the DNA methylation machinery, is unknown.</w:t>
       </w:r>
     </w:p>
     <w:p>
@@ -66,7 +102,43 @@
           <w:sz w:val="22"/>
           <w:szCs w:val="22"/>
         </w:rPr>
-        <w:t xml:space="preserve">Our lab discovered that histone H2A ubiquitination (H2AK119ub, hereafter H2Aub), deposited by PRC1, is dynamically redistributed away from silenced loci toward active enhancers and promoters during cerebellar neurodevelopment, overturning the textbook view that Polycomb complexes act only at repressed genes (Parmar et al., 2025). To determine how disease-causing loss of the deubiquitinase BAP1 perturbs this system, we generated two complementary conditional </w:t>
+        <w:t xml:space="preserve">Our lab discovered that histone H2A ubiquitination (H2AK119ub, hereafter H2Aub), deposited by PRC1, is dynamically redistributed away from silenced loci toward active enhancers and promoters during cerebellar neurodevelopment, overturning the textbook view that </w:t>
+      </w:r>
+      <w:proofErr w:type="spellStart"/>
+      <w:r>
+        <w:rPr>
+          <w:rFonts w:ascii="Arial" w:eastAsia="Arial" w:hAnsi="Arial" w:cs="Arial"/>
+          <w:sz w:val="22"/>
+          <w:szCs w:val="22"/>
+        </w:rPr>
+        <w:t>Polycomb</w:t>
+      </w:r>
+      <w:proofErr w:type="spellEnd"/>
+      <w:r>
+        <w:rPr>
+          <w:rFonts w:ascii="Arial" w:eastAsia="Arial" w:hAnsi="Arial" w:cs="Arial"/>
+          <w:sz w:val="22"/>
+          <w:szCs w:val="22"/>
+        </w:rPr>
+        <w:t xml:space="preserve"> complexes act only at repressed genes (Parmar et al., 2025). To determine how disease-causing loss of the </w:t>
+      </w:r>
+      <w:proofErr w:type="spellStart"/>
+      <w:r>
+        <w:rPr>
+          <w:rFonts w:ascii="Arial" w:eastAsia="Arial" w:hAnsi="Arial" w:cs="Arial"/>
+          <w:sz w:val="22"/>
+          <w:szCs w:val="22"/>
+        </w:rPr>
+        <w:t>deubiquitinase</w:t>
+      </w:r>
+      <w:proofErr w:type="spellEnd"/>
+      <w:r>
+        <w:rPr>
+          <w:rFonts w:ascii="Arial" w:eastAsia="Arial" w:hAnsi="Arial" w:cs="Arial"/>
+          <w:sz w:val="22"/>
+          <w:szCs w:val="22"/>
+        </w:rPr>
+        <w:t xml:space="preserve"> BAP1 perturbs this system, we generated two complementary conditional </w:t>
       </w:r>
       <w:r>
         <w:rPr>
@@ -103,7 +175,17 @@
           <w:szCs w:val="22"/>
           <w:vertAlign w:val="superscript"/>
         </w:rPr>
-        <w:t>fl/fl</w:t>
+        <w:t>fl/</w:t>
+      </w:r>
+      <w:proofErr w:type="gramStart"/>
+      <w:r>
+        <w:rPr>
+          <w:rFonts w:ascii="Arial" w:eastAsia="Arial" w:hAnsi="Arial" w:cs="Arial"/>
+          <w:sz w:val="22"/>
+          <w:szCs w:val="22"/>
+          <w:vertAlign w:val="superscript"/>
+        </w:rPr>
+        <w:t>fl</w:t>
       </w:r>
       <w:r>
         <w:rPr>
@@ -119,7 +201,16 @@
           <w:sz w:val="22"/>
           <w:szCs w:val="22"/>
         </w:rPr>
-        <w:t>Math1-</w:t>
+        <w:t>Math</w:t>
+      </w:r>
+      <w:proofErr w:type="gramEnd"/>
+      <w:r>
+        <w:rPr>
+          <w:rFonts w:ascii="Arial" w:eastAsia="Arial" w:hAnsi="Arial" w:cs="Arial"/>
+          <w:sz w:val="22"/>
+          <w:szCs w:val="22"/>
+        </w:rPr>
+        <w:t>1-</w:t>
       </w:r>
       <w:r>
         <w:rPr>
@@ -172,15 +263,34 @@
           <w:szCs w:val="22"/>
           <w:vertAlign w:val="superscript"/>
         </w:rPr>
-        <w:t>fl/fl</w:t>
-      </w:r>
-      <w:r>
-        <w:rPr>
-          <w:rFonts w:ascii="Arial" w:eastAsia="Arial" w:hAnsi="Arial" w:cs="Arial"/>
-          <w:sz w:val="22"/>
-          <w:szCs w:val="22"/>
-        </w:rPr>
-        <w:t xml:space="preserve">,Emx1-Cre </w:t>
+        <w:t>fl/</w:t>
+      </w:r>
+      <w:proofErr w:type="gramStart"/>
+      <w:r>
+        <w:rPr>
+          <w:rFonts w:ascii="Arial" w:eastAsia="Arial" w:hAnsi="Arial" w:cs="Arial"/>
+          <w:sz w:val="22"/>
+          <w:szCs w:val="22"/>
+          <w:vertAlign w:val="superscript"/>
+        </w:rPr>
+        <w:t>fl</w:t>
+      </w:r>
+      <w:r>
+        <w:rPr>
+          <w:rFonts w:ascii="Arial" w:eastAsia="Arial" w:hAnsi="Arial" w:cs="Arial"/>
+          <w:sz w:val="22"/>
+          <w:szCs w:val="22"/>
+        </w:rPr>
+        <w:t>,Emx</w:t>
+      </w:r>
+      <w:proofErr w:type="gramEnd"/>
+      <w:r>
+        <w:rPr>
+          <w:rFonts w:ascii="Arial" w:eastAsia="Arial" w:hAnsi="Arial" w:cs="Arial"/>
+          <w:sz w:val="22"/>
+          <w:szCs w:val="22"/>
+        </w:rPr>
+        <w:t xml:space="preserve">1-Cre </w:t>
       </w:r>
       <w:r>
         <w:rPr>
@@ -244,7 +354,43 @@
           <w:sz w:val="22"/>
           <w:szCs w:val="22"/>
         </w:rPr>
-        <w:t xml:space="preserve">re model to match our molecular datasets. Using the Biomodal evoC assay to simultaneously profile 5-methylcytosine (5mC) and 5-hydroxymethylcytosine (5hmC), we found that </w:t>
+        <w:t xml:space="preserve">re model to match our molecular datasets. Using the </w:t>
+      </w:r>
+      <w:proofErr w:type="spellStart"/>
+      <w:r>
+        <w:rPr>
+          <w:rFonts w:ascii="Arial" w:eastAsia="Arial" w:hAnsi="Arial" w:cs="Arial"/>
+          <w:sz w:val="22"/>
+          <w:szCs w:val="22"/>
+        </w:rPr>
+        <w:t>Biomodal</w:t>
+      </w:r>
+      <w:proofErr w:type="spellEnd"/>
+      <w:r>
+        <w:rPr>
+          <w:rFonts w:ascii="Arial" w:eastAsia="Arial" w:hAnsi="Arial" w:cs="Arial"/>
+          <w:sz w:val="22"/>
+          <w:szCs w:val="22"/>
+        </w:rPr>
+        <w:t xml:space="preserve"> </w:t>
+      </w:r>
+      <w:proofErr w:type="spellStart"/>
+      <w:r>
+        <w:rPr>
+          <w:rFonts w:ascii="Arial" w:eastAsia="Arial" w:hAnsi="Arial" w:cs="Arial"/>
+          <w:sz w:val="22"/>
+          <w:szCs w:val="22"/>
+        </w:rPr>
+        <w:t>evoC</w:t>
+      </w:r>
+      <w:proofErr w:type="spellEnd"/>
+      <w:r>
+        <w:rPr>
+          <w:rFonts w:ascii="Arial" w:eastAsia="Arial" w:hAnsi="Arial" w:cs="Arial"/>
+          <w:sz w:val="22"/>
+          <w:szCs w:val="22"/>
+        </w:rPr>
+        <w:t xml:space="preserve"> assay to simultaneously profile 5-methylcytosine (5mC) and 5-hydroxymethylcytosine (5hmC), we found that </w:t>
       </w:r>
       <w:r>
         <w:rPr>
@@ -262,7 +408,43 @@
           <w:sz w:val="22"/>
           <w:szCs w:val="22"/>
         </w:rPr>
-        <w:t xml:space="preserve"> mutant neurons show reciprocal methylation changes tracking the histone changes: euchromatic loci gain 5mC and lose 5hmC, while heterochromatic loci show the opposite pattern. MeCP2, the reader of methylated DNA, redistributes in parallel, particularly at synapse genes. Together, these findings support an explicit mechanistic model: aberrant H2Aub redistribution alters recruitment of DNMT3A, redirecting methylation — including non-CG methylation — to loci that gain H2Aub; this altered methylation landscape in turn redirects binding of MeCP2, which recruits the NCoR corepressor complex and its associated histone deacetylase to strip H3K27ac from these loci. This cascade (H2Aub → DNMT3A recruitment → DNA methylation → MeCP2 → NCoR/HDAC</w:t>
+        <w:t xml:space="preserve"> mutant neurons show reciprocal methylation changes tracking the histone changes: euchromatic loci gain 5mC and lose 5hmC, while heterochromatic loci show the opposite pattern. MeCP2, the reader of methylated DNA, redistributes in parallel, particularly at synapse genes. Together, these findings support an explicit mechanistic model: aberrant H2Aub redistribution alters recruitment of DNMT3A, redirecting methylation — including non-CG methylation — to loci that gain H2Aub; this altered methylation landscape in turn redirects binding of MeCP2, which recruits the </w:t>
+      </w:r>
+      <w:proofErr w:type="spellStart"/>
+      <w:r>
+        <w:rPr>
+          <w:rFonts w:ascii="Arial" w:eastAsia="Arial" w:hAnsi="Arial" w:cs="Arial"/>
+          <w:sz w:val="22"/>
+          <w:szCs w:val="22"/>
+        </w:rPr>
+        <w:t>NCoR</w:t>
+      </w:r>
+      <w:proofErr w:type="spellEnd"/>
+      <w:r>
+        <w:rPr>
+          <w:rFonts w:ascii="Arial" w:eastAsia="Arial" w:hAnsi="Arial" w:cs="Arial"/>
+          <w:sz w:val="22"/>
+          <w:szCs w:val="22"/>
+        </w:rPr>
+        <w:t xml:space="preserve"> corepressor complex and its associated histone deacetylase to strip H3K27ac from these loci. This cascade (H2Aub → DNMT3A recruitment → DNA methylation → MeCP2 → </w:t>
+      </w:r>
+      <w:proofErr w:type="spellStart"/>
+      <w:r>
+        <w:rPr>
+          <w:rFonts w:ascii="Arial" w:eastAsia="Arial" w:hAnsi="Arial" w:cs="Arial"/>
+          <w:sz w:val="22"/>
+          <w:szCs w:val="22"/>
+        </w:rPr>
+        <w:t>NCoR</w:t>
+      </w:r>
+      <w:proofErr w:type="spellEnd"/>
+      <w:r>
+        <w:rPr>
+          <w:rFonts w:ascii="Arial" w:eastAsia="Arial" w:hAnsi="Arial" w:cs="Arial"/>
+          <w:sz w:val="22"/>
+          <w:szCs w:val="22"/>
+        </w:rPr>
+        <w:t>/HDAC</w:t>
       </w:r>
       <w:r>
         <w:rPr>
@@ -329,15 +511,34 @@
           <w:szCs w:val="22"/>
           <w:vertAlign w:val="superscript"/>
         </w:rPr>
-        <w:t>fl/fl</w:t>
-      </w:r>
-      <w:r>
-        <w:rPr>
-          <w:rFonts w:ascii="Arial" w:eastAsia="Arial" w:hAnsi="Arial" w:cs="Arial"/>
-          <w:sz w:val="22"/>
-          <w:szCs w:val="22"/>
-        </w:rPr>
-        <w:t>,Math1-</w:t>
+        <w:t>fl/</w:t>
+      </w:r>
+      <w:proofErr w:type="gramStart"/>
+      <w:r>
+        <w:rPr>
+          <w:rFonts w:ascii="Arial" w:eastAsia="Arial" w:hAnsi="Arial" w:cs="Arial"/>
+          <w:sz w:val="22"/>
+          <w:szCs w:val="22"/>
+          <w:vertAlign w:val="superscript"/>
+        </w:rPr>
+        <w:t>fl</w:t>
+      </w:r>
+      <w:r>
+        <w:rPr>
+          <w:rFonts w:ascii="Arial" w:eastAsia="Arial" w:hAnsi="Arial" w:cs="Arial"/>
+          <w:sz w:val="22"/>
+          <w:szCs w:val="22"/>
+        </w:rPr>
+        <w:t>,Math</w:t>
+      </w:r>
+      <w:proofErr w:type="gramEnd"/>
+      <w:r>
+        <w:rPr>
+          <w:rFonts w:ascii="Arial" w:eastAsia="Arial" w:hAnsi="Arial" w:cs="Arial"/>
+          <w:sz w:val="22"/>
+          <w:szCs w:val="22"/>
+        </w:rPr>
+        <w:t>1-</w:t>
       </w:r>
       <w:r>
         <w:rPr>
@@ -361,7 +562,61 @@
           <w:sz w:val="22"/>
           <w:szCs w:val="22"/>
         </w:rPr>
-        <w:t xml:space="preserve">cerebellar granule neuron model, we will map H2Aub (CUT&amp;RUN), DNMT3A occupancy (ChIP-seq), and 5mC/5hmC (evoC) across a developmental time course (P7, P12, P21, adult) to directly test our proposed cascade: DNMT3A binding should track, and follow, the redistribution of H2Aub, and methylation changes should in turn follow DNMT3A occupancy. We will use Enzymatic Methyl-seq to capture non-CG methylation (mCH), a neuronally enriched, DNMT3A-dependent mark. In parallel, we will cross a conditional </w:t>
+        <w:t>cerebellar granule neuron model, we will map H2Aub (CUT&amp;RUN), DNMT3A occupancy (</w:t>
+      </w:r>
+      <w:proofErr w:type="spellStart"/>
+      <w:r>
+        <w:rPr>
+          <w:rFonts w:ascii="Arial" w:eastAsia="Arial" w:hAnsi="Arial" w:cs="Arial"/>
+          <w:sz w:val="22"/>
+          <w:szCs w:val="22"/>
+        </w:rPr>
+        <w:t>ChIP</w:t>
+      </w:r>
+      <w:proofErr w:type="spellEnd"/>
+      <w:r>
+        <w:rPr>
+          <w:rFonts w:ascii="Arial" w:eastAsia="Arial" w:hAnsi="Arial" w:cs="Arial"/>
+          <w:sz w:val="22"/>
+          <w:szCs w:val="22"/>
+        </w:rPr>
+        <w:t>-seq), and 5mC/5hmC (</w:t>
+      </w:r>
+      <w:proofErr w:type="spellStart"/>
+      <w:r>
+        <w:rPr>
+          <w:rFonts w:ascii="Arial" w:eastAsia="Arial" w:hAnsi="Arial" w:cs="Arial"/>
+          <w:sz w:val="22"/>
+          <w:szCs w:val="22"/>
+        </w:rPr>
+        <w:t>evoC</w:t>
+      </w:r>
+      <w:proofErr w:type="spellEnd"/>
+      <w:r>
+        <w:rPr>
+          <w:rFonts w:ascii="Arial" w:eastAsia="Arial" w:hAnsi="Arial" w:cs="Arial"/>
+          <w:sz w:val="22"/>
+          <w:szCs w:val="22"/>
+        </w:rPr>
+        <w:t>) across a developmental time course (P7, P12, P21, adult) to directly test our proposed cascade: DNMT3A binding should track, and follow, the redistribution of H2Aub, and methylation changes should in turn follow DNMT3A occupancy. We will use Enzymatic Methyl-seq to capture non-CG methylation (</w:t>
+      </w:r>
+      <w:proofErr w:type="spellStart"/>
+      <w:r>
+        <w:rPr>
+          <w:rFonts w:ascii="Arial" w:eastAsia="Arial" w:hAnsi="Arial" w:cs="Arial"/>
+          <w:sz w:val="22"/>
+          <w:szCs w:val="22"/>
+        </w:rPr>
+        <w:t>mCH</w:t>
+      </w:r>
+      <w:proofErr w:type="spellEnd"/>
+      <w:r>
+        <w:rPr>
+          <w:rFonts w:ascii="Arial" w:eastAsia="Arial" w:hAnsi="Arial" w:cs="Arial"/>
+          <w:sz w:val="22"/>
+          <w:szCs w:val="22"/>
+        </w:rPr>
+        <w:t xml:space="preserve">), a neuronally enriched, DNMT3A-dependent mark. In parallel, we will cross a conditional </w:t>
       </w:r>
       <w:r>
         <w:rPr>
@@ -447,7 +702,25 @@
           <w:sz w:val="22"/>
           <w:szCs w:val="22"/>
         </w:rPr>
-        <w:t xml:space="preserve"> human iPSC line to generate isogenic excitatory neurons. We will profile H2Aub, H3K27ac, and H3K27me3 alongside transcriptomics and methylation (evoC, Enzymatic Methyl-seq, MeCP2 CUT&amp;RUN), extending differentiation to capture the slow accrual of non-CG methylation. Concordant histone and methylation changes will establish that BAP1 controls DNA methylation through H2Aub in a human, disease-relevant background, moving this mechanism from correlation to causation.</w:t>
+        <w:t xml:space="preserve"> human iPSC line to generate isogenic excitatory neurons. We will profile H2Aub, H3K27ac, and H3K27me3 alongside transcriptomics and methylation (</w:t>
+      </w:r>
+      <w:proofErr w:type="spellStart"/>
+      <w:r>
+        <w:rPr>
+          <w:rFonts w:ascii="Arial" w:eastAsia="Arial" w:hAnsi="Arial" w:cs="Arial"/>
+          <w:sz w:val="22"/>
+          <w:szCs w:val="22"/>
+        </w:rPr>
+        <w:t>evoC</w:t>
+      </w:r>
+      <w:proofErr w:type="spellEnd"/>
+      <w:r>
+        <w:rPr>
+          <w:rFonts w:ascii="Arial" w:eastAsia="Arial" w:hAnsi="Arial" w:cs="Arial"/>
+          <w:sz w:val="22"/>
+          <w:szCs w:val="22"/>
+        </w:rPr>
+        <w:t>, Enzymatic Methyl-seq, MeCP2 CUT&amp;RUN), extending differentiation to capture the slow accrual of non-CG methylation. Concordant histone and methylation changes will establish that BAP1 controls DNA methylation through H2Aub in a human, disease-relevant background, moving this mechanism from correlation to causation.</w:t>
       </w:r>
     </w:p>
     <w:p>
@@ -498,15 +771,34 @@
           <w:szCs w:val="22"/>
           <w:vertAlign w:val="superscript"/>
         </w:rPr>
-        <w:t>fl/fl</w:t>
-      </w:r>
-      <w:r>
-        <w:rPr>
-          <w:rFonts w:ascii="Arial" w:eastAsia="Arial" w:hAnsi="Arial" w:cs="Arial"/>
-          <w:sz w:val="22"/>
-          <w:szCs w:val="22"/>
-        </w:rPr>
-        <w:t xml:space="preserve">,Emx1-Cre </w:t>
+        <w:t>fl/</w:t>
+      </w:r>
+      <w:proofErr w:type="gramStart"/>
+      <w:r>
+        <w:rPr>
+          <w:rFonts w:ascii="Arial" w:eastAsia="Arial" w:hAnsi="Arial" w:cs="Arial"/>
+          <w:sz w:val="22"/>
+          <w:szCs w:val="22"/>
+          <w:vertAlign w:val="superscript"/>
+        </w:rPr>
+        <w:t>fl</w:t>
+      </w:r>
+      <w:r>
+        <w:rPr>
+          <w:rFonts w:ascii="Arial" w:eastAsia="Arial" w:hAnsi="Arial" w:cs="Arial"/>
+          <w:sz w:val="22"/>
+          <w:szCs w:val="22"/>
+        </w:rPr>
+        <w:t>,Emx</w:t>
+      </w:r>
+      <w:proofErr w:type="gramEnd"/>
+      <w:r>
+        <w:rPr>
+          <w:rFonts w:ascii="Arial" w:eastAsia="Arial" w:hAnsi="Arial" w:cs="Arial"/>
+          <w:sz w:val="22"/>
+          <w:szCs w:val="22"/>
+        </w:rPr>
+        <w:t xml:space="preserve">1-Cre </w:t>
       </w:r>
       <w:r>
         <w:rPr>
@@ -569,8 +861,9 @@
           <w:sz w:val="22"/>
           <w:szCs w:val="22"/>
         </w:rPr>
-        <w:t>Bap1</w:t>
-      </w:r>
+        <w:t>Bap</w:t>
+      </w:r>
+      <w:proofErr w:type="gramStart"/>
       <w:r>
         <w:rPr>
           <w:rFonts w:ascii="Arial" w:eastAsia="Arial" w:hAnsi="Arial" w:cs="Arial"/>
@@ -579,7 +872,7 @@
           <w:sz w:val="22"/>
           <w:szCs w:val="22"/>
         </w:rPr>
-        <w:t>,</w:t>
+        <w:t>1</w:t>
       </w:r>
       <w:r>
         <w:rPr>
@@ -589,7 +882,28 @@
           <w:sz w:val="22"/>
           <w:szCs w:val="22"/>
         </w:rPr>
-        <w:t>Dnmt3a</w:t>
+        <w:t>,</w:t>
+      </w:r>
+      <w:r>
+        <w:rPr>
+          <w:rFonts w:ascii="Arial" w:eastAsia="Arial" w:hAnsi="Arial" w:cs="Arial"/>
+          <w:i/>
+          <w:iCs/>
+          <w:sz w:val="22"/>
+          <w:szCs w:val="22"/>
+        </w:rPr>
+        <w:t>Dnmt</w:t>
+      </w:r>
+      <w:proofErr w:type="gramEnd"/>
+      <w:r>
+        <w:rPr>
+          <w:rFonts w:ascii="Arial" w:eastAsia="Arial" w:hAnsi="Arial" w:cs="Arial"/>
+          <w:i/>
+          <w:iCs/>
+          <w:sz w:val="22"/>
+          <w:szCs w:val="22"/>
+        </w:rPr>
+        <w:t>3a</w:t>
       </w:r>
       <w:r>
         <w:rPr>
@@ -835,15 +1149,33 @@
           <w:sz w:val="22"/>
           <w:szCs w:val="22"/>
         </w:rPr>
-        <w:t xml:space="preserve"> in neurons</w:t>
-      </w:r>
-      <w:r>
-        <w:rPr>
-          <w:rFonts w:ascii="Arial" w:eastAsia="Arial" w:hAnsi="Arial" w:cs="Arial"/>
-          <w:sz w:val="22"/>
-          <w:szCs w:val="22"/>
-        </w:rPr>
-        <w:t xml:space="preserve">, and </w:t>
+        <w:t xml:space="preserve"> in </w:t>
+      </w:r>
+      <w:proofErr w:type="gramStart"/>
+      <w:r>
+        <w:rPr>
+          <w:rFonts w:ascii="Arial" w:eastAsia="Arial" w:hAnsi="Arial" w:cs="Arial"/>
+          <w:sz w:val="22"/>
+          <w:szCs w:val="22"/>
+        </w:rPr>
+        <w:t>neurons</w:t>
+      </w:r>
+      <w:r>
+        <w:rPr>
+          <w:rFonts w:ascii="Arial" w:eastAsia="Arial" w:hAnsi="Arial" w:cs="Arial"/>
+          <w:sz w:val="22"/>
+          <w:szCs w:val="22"/>
+        </w:rPr>
+        <w:t>, and</w:t>
+      </w:r>
+      <w:proofErr w:type="gramEnd"/>
+      <w:r>
+        <w:rPr>
+          <w:rFonts w:ascii="Arial" w:eastAsia="Arial" w:hAnsi="Arial" w:cs="Arial"/>
+          <w:sz w:val="22"/>
+          <w:szCs w:val="22"/>
+        </w:rPr>
+        <w:t xml:space="preserve"> </w:t>
       </w:r>
       <w:r>
         <w:rPr>
@@ -1258,7 +1590,25 @@
           <w:sz w:val="22"/>
           <w:szCs w:val="22"/>
         </w:rPr>
-        <w:t>), Coffin-Siris (SWI/SNF), Cornelia de Lange (NIPBL/cohesin), Rett (</w:t>
+        <w:t>), Coffin-Siris (SWI/SNF), Cornelia de Lange (NIPBL/</w:t>
+      </w:r>
+      <w:proofErr w:type="spellStart"/>
+      <w:r>
+        <w:rPr>
+          <w:rFonts w:ascii="Arial" w:hAnsi="Arial" w:cs="Arial"/>
+          <w:sz w:val="22"/>
+          <w:szCs w:val="22"/>
+        </w:rPr>
+        <w:t>cohesin</w:t>
+      </w:r>
+      <w:proofErr w:type="spellEnd"/>
+      <w:r>
+        <w:rPr>
+          <w:rFonts w:ascii="Arial" w:hAnsi="Arial" w:cs="Arial"/>
+          <w:sz w:val="22"/>
+          <w:szCs w:val="22"/>
+        </w:rPr>
+        <w:t>), Rett (</w:t>
       </w:r>
       <w:r>
         <w:rPr>
@@ -1592,7 +1942,7 @@
           <w:szCs w:val="22"/>
         </w:rPr>
         <w:drawing>
-          <wp:anchor distT="0" distB="0" distL="114300" distR="114300" simplePos="0" relativeHeight="251659264" behindDoc="1" locked="0" layoutInCell="1" allowOverlap="1" wp14:anchorId="1163C922" wp14:editId="01EDD3DD">
+          <wp:anchor distT="0" distB="0" distL="114300" distR="114300" simplePos="0" relativeHeight="251659264" behindDoc="1" locked="0" layoutInCell="1" allowOverlap="1" wp14:anchorId="1163C922" wp14:editId="4CF35088">
             <wp:simplePos x="0" y="0"/>
             <wp:positionH relativeFrom="column">
               <wp:posOffset>2583726</wp:posOffset>
@@ -1721,7 +2071,25 @@
           <w:sz w:val="22"/>
           <w:szCs w:val="22"/>
         </w:rPr>
-        <w:t xml:space="preserve">BAP1 is the catalytic subunit of the Polycomb </w:t>
+        <w:t xml:space="preserve">BAP1 is the catalytic subunit of the </w:t>
+      </w:r>
+      <w:proofErr w:type="spellStart"/>
+      <w:r>
+        <w:rPr>
+          <w:rFonts w:ascii="Arial" w:hAnsi="Arial" w:cs="Arial"/>
+          <w:sz w:val="22"/>
+          <w:szCs w:val="22"/>
+        </w:rPr>
+        <w:t>Polycomb</w:t>
+      </w:r>
+      <w:proofErr w:type="spellEnd"/>
+      <w:r>
+        <w:rPr>
+          <w:rFonts w:ascii="Arial" w:hAnsi="Arial" w:cs="Arial"/>
+          <w:sz w:val="22"/>
+          <w:szCs w:val="22"/>
+        </w:rPr>
+        <w:t xml:space="preserve"> </w:t>
       </w:r>
       <w:r>
         <w:rPr>
@@ -1739,6 +2107,7 @@
         </w:rPr>
         <w:t xml:space="preserve">epressive </w:t>
       </w:r>
+      <w:proofErr w:type="spellStart"/>
       <w:r>
         <w:rPr>
           <w:rFonts w:ascii="Arial" w:hAnsi="Arial" w:cs="Arial"/>
@@ -1753,7 +2122,16 @@
           <w:sz w:val="22"/>
           <w:szCs w:val="22"/>
         </w:rPr>
-        <w:t>eubiquitinase (PR-DUB) complex</w:t>
+        <w:t>eubiquitinase</w:t>
+      </w:r>
+      <w:proofErr w:type="spellEnd"/>
+      <w:r>
+        <w:rPr>
+          <w:rFonts w:ascii="Arial" w:hAnsi="Arial" w:cs="Arial"/>
+          <w:sz w:val="22"/>
+          <w:szCs w:val="22"/>
+        </w:rPr>
+        <w:t xml:space="preserve"> (PR-DUB) complex</w:t>
       </w:r>
       <w:r>
         <w:rPr>
@@ -1869,13 +2247,23 @@
         </w:rPr>
         <w:t xml:space="preserve">the ubiquitin ligase subunits of </w:t>
       </w:r>
-      <w:r>
-        <w:rPr>
-          <w:rFonts w:ascii="Arial" w:hAnsi="Arial" w:cs="Arial"/>
-          <w:sz w:val="22"/>
-          <w:szCs w:val="22"/>
-        </w:rPr>
-        <w:t xml:space="preserve">Polycomb </w:t>
+      <w:proofErr w:type="spellStart"/>
+      <w:r>
+        <w:rPr>
+          <w:rFonts w:ascii="Arial" w:hAnsi="Arial" w:cs="Arial"/>
+          <w:sz w:val="22"/>
+          <w:szCs w:val="22"/>
+        </w:rPr>
+        <w:t>Polycomb</w:t>
+      </w:r>
+      <w:proofErr w:type="spellEnd"/>
+      <w:r>
+        <w:rPr>
+          <w:rFonts w:ascii="Arial" w:hAnsi="Arial" w:cs="Arial"/>
+          <w:sz w:val="22"/>
+          <w:szCs w:val="22"/>
+        </w:rPr>
+        <w:t xml:space="preserve"> </w:t>
       </w:r>
       <w:r>
         <w:rPr>
@@ -2068,7 +2456,25 @@
           <w:sz w:val="22"/>
           <w:szCs w:val="22"/>
         </w:rPr>
-        <w:t xml:space="preserve">An essential PRC1 effector is Polycomb Repressive Complex 2 (PRC2), which deposits </w:t>
+        <w:t xml:space="preserve">An essential PRC1 effector is </w:t>
+      </w:r>
+      <w:proofErr w:type="spellStart"/>
+      <w:r>
+        <w:rPr>
+          <w:rFonts w:ascii="Arial" w:hAnsi="Arial" w:cs="Arial"/>
+          <w:sz w:val="22"/>
+          <w:szCs w:val="22"/>
+        </w:rPr>
+        <w:t>Polycomb</w:t>
+      </w:r>
+      <w:proofErr w:type="spellEnd"/>
+      <w:r>
+        <w:rPr>
+          <w:rFonts w:ascii="Arial" w:hAnsi="Arial" w:cs="Arial"/>
+          <w:sz w:val="22"/>
+          <w:szCs w:val="22"/>
+        </w:rPr>
+        <w:t xml:space="preserve"> Repressive Complex 2 (PRC2), which deposits </w:t>
       </w:r>
       <w:r>
         <w:rPr>
@@ -2950,7 +3356,25 @@
           <w:sz w:val="22"/>
           <w:szCs w:val="22"/>
         </w:rPr>
-        <w:t xml:space="preserve">somatic loss of function mutations are associated with multiple malignancies, and </w:t>
+        <w:t xml:space="preserve">somatic loss of function mutations </w:t>
+      </w:r>
+      <w:proofErr w:type="gramStart"/>
+      <w:r>
+        <w:rPr>
+          <w:rFonts w:ascii="Arial" w:hAnsi="Arial" w:cs="Arial"/>
+          <w:sz w:val="22"/>
+          <w:szCs w:val="22"/>
+        </w:rPr>
+        <w:t>are</w:t>
+      </w:r>
+      <w:proofErr w:type="gramEnd"/>
+      <w:r>
+        <w:rPr>
+          <w:rFonts w:ascii="Arial" w:hAnsi="Arial" w:cs="Arial"/>
+          <w:sz w:val="22"/>
+          <w:szCs w:val="22"/>
+        </w:rPr>
+        <w:t xml:space="preserve"> associated with multiple malignancies, and </w:t>
       </w:r>
       <w:r>
         <w:rPr>
@@ -3052,13 +3476,23 @@
         </w:rPr>
         <w:t xml:space="preserve">neurodevelopmental disease </w:t>
       </w:r>
-      <w:r>
-        <w:rPr>
-          <w:rFonts w:ascii="Arial" w:hAnsi="Arial" w:cs="Arial"/>
-          <w:sz w:val="22"/>
-          <w:szCs w:val="22"/>
-        </w:rPr>
-        <w:t xml:space="preserve">Küry-Isidor syndrome, which includes </w:t>
+      <w:proofErr w:type="spellStart"/>
+      <w:r>
+        <w:rPr>
+          <w:rFonts w:ascii="Arial" w:hAnsi="Arial" w:cs="Arial"/>
+          <w:sz w:val="22"/>
+          <w:szCs w:val="22"/>
+        </w:rPr>
+        <w:t>Küry</w:t>
+      </w:r>
+      <w:proofErr w:type="spellEnd"/>
+      <w:r>
+        <w:rPr>
+          <w:rFonts w:ascii="Arial" w:hAnsi="Arial" w:cs="Arial"/>
+          <w:sz w:val="22"/>
+          <w:szCs w:val="22"/>
+        </w:rPr>
+        <w:t xml:space="preserve">-Isidor syndrome, which includes </w:t>
       </w:r>
       <w:r>
         <w:rPr>
@@ -3291,7 +3725,25 @@
           <w:sz w:val="22"/>
           <w:szCs w:val="22"/>
         </w:rPr>
-        <w:t xml:space="preserve"> also allows us to ask a critical question in molecular biology, which relates to the structural versus </w:t>
+        <w:t xml:space="preserve"> also </w:t>
+      </w:r>
+      <w:proofErr w:type="gramStart"/>
+      <w:r>
+        <w:rPr>
+          <w:rFonts w:ascii="Arial" w:hAnsi="Arial" w:cs="Arial"/>
+          <w:sz w:val="22"/>
+          <w:szCs w:val="22"/>
+        </w:rPr>
+        <w:t>allows</w:t>
+      </w:r>
+      <w:proofErr w:type="gramEnd"/>
+      <w:r>
+        <w:rPr>
+          <w:rFonts w:ascii="Arial" w:hAnsi="Arial" w:cs="Arial"/>
+          <w:sz w:val="22"/>
+          <w:szCs w:val="22"/>
+        </w:rPr>
+        <w:t xml:space="preserve"> us to ask a critical question in molecular biology, which relates to the structural versus </w:t>
       </w:r>
       <w:r>
         <w:rPr>
@@ -3458,7 +3910,25 @@
           <w:sz w:val="22"/>
           <w:szCs w:val="22"/>
         </w:rPr>
-        <w:t>alters genomic recruitment of the de novo methyltransferase DNMT3A, which changes patterns of non-CG methylation; this in turn redirects binding of the methyl-CpG reader MeCP2, which recruits the NCoR corepressor complex and its associated histone deacetylase to remove H3K27ac</w:t>
+        <w:t xml:space="preserve">alters genomic recruitment of the de novo methyltransferase DNMT3A, which changes patterns of non-CG methylation; this in turn redirects binding of the methyl-CpG reader MeCP2, which recruits the </w:t>
+      </w:r>
+      <w:proofErr w:type="spellStart"/>
+      <w:r>
+        <w:rPr>
+          <w:rFonts w:ascii="Arial" w:hAnsi="Arial" w:cs="Arial"/>
+          <w:sz w:val="22"/>
+          <w:szCs w:val="22"/>
+        </w:rPr>
+        <w:t>NCoR</w:t>
+      </w:r>
+      <w:proofErr w:type="spellEnd"/>
+      <w:r>
+        <w:rPr>
+          <w:rFonts w:ascii="Arial" w:hAnsi="Arial" w:cs="Arial"/>
+          <w:sz w:val="22"/>
+          <w:szCs w:val="22"/>
+        </w:rPr>
+        <w:t xml:space="preserve"> corepressor complex and its associated histone deacetylase to remove H3K27ac</w:t>
       </w:r>
       <w:r>
         <w:rPr>
@@ -3706,7 +4176,43 @@
           <w:sz w:val="22"/>
           <w:szCs w:val="22"/>
         </w:rPr>
-        <w:t>reading function as a single regulatory pathway in neurons, rather than three independently studied layers, reframing how a broader class of overlapping chromatin-based neurodevelopmental syndromes is understood. Because the terminal step of the proposed cascade — NCoR-associated HDAC activity — is already pharmacologically tractable, defining this pathway also opens a concrete, testable path toward pharmacologic intervention in BAP1 syndrome and in mechanistically related disorders, a possibility that has not previously existed for a Polycomb-pathway disease gene.</w:t>
+        <w:t xml:space="preserve">reading function as a single regulatory pathway in neurons, rather than three independently studied layers, reframing how a broader class of overlapping chromatin-based neurodevelopmental syndromes is understood. Because the terminal step of the proposed cascade — </w:t>
+      </w:r>
+      <w:proofErr w:type="spellStart"/>
+      <w:r>
+        <w:rPr>
+          <w:rFonts w:ascii="Arial" w:hAnsi="Arial" w:cs="Arial"/>
+          <w:sz w:val="22"/>
+          <w:szCs w:val="22"/>
+        </w:rPr>
+        <w:t>NCoR</w:t>
+      </w:r>
+      <w:proofErr w:type="spellEnd"/>
+      <w:r>
+        <w:rPr>
+          <w:rFonts w:ascii="Arial" w:hAnsi="Arial" w:cs="Arial"/>
+          <w:sz w:val="22"/>
+          <w:szCs w:val="22"/>
+        </w:rPr>
+        <w:t xml:space="preserve">-associated HDAC activity — is already pharmacologically tractable, defining this pathway also opens a concrete, testable path toward pharmacologic intervention in BAP1 syndrome and in mechanistically related disorders, a possibility that has not previously existed for a </w:t>
+      </w:r>
+      <w:proofErr w:type="spellStart"/>
+      <w:r>
+        <w:rPr>
+          <w:rFonts w:ascii="Arial" w:hAnsi="Arial" w:cs="Arial"/>
+          <w:sz w:val="22"/>
+          <w:szCs w:val="22"/>
+        </w:rPr>
+        <w:t>Polycomb</w:t>
+      </w:r>
+      <w:proofErr w:type="spellEnd"/>
+      <w:r>
+        <w:rPr>
+          <w:rFonts w:ascii="Arial" w:hAnsi="Arial" w:cs="Arial"/>
+          <w:sz w:val="22"/>
+          <w:szCs w:val="22"/>
+        </w:rPr>
+        <w:t>-pathway disease gene.</w:t>
       </w:r>
     </w:p>
     <w:p>
@@ -3954,7 +4460,25 @@
           <w:sz w:val="22"/>
           <w:szCs w:val="22"/>
         </w:rPr>
-        <w:t xml:space="preserve">CG is a palindrome, therefore methyl-CG is symmetric across both DNA strands. </w:t>
+        <w:t xml:space="preserve">CG is a </w:t>
+      </w:r>
+      <w:proofErr w:type="gramStart"/>
+      <w:r>
+        <w:rPr>
+          <w:rFonts w:ascii="Arial" w:hAnsi="Arial" w:cs="Arial"/>
+          <w:sz w:val="22"/>
+          <w:szCs w:val="22"/>
+        </w:rPr>
+        <w:t>palindrome,</w:t>
+      </w:r>
+      <w:proofErr w:type="gramEnd"/>
+      <w:r>
+        <w:rPr>
+          <w:rFonts w:ascii="Arial" w:hAnsi="Arial" w:cs="Arial"/>
+          <w:sz w:val="22"/>
+          <w:szCs w:val="22"/>
+        </w:rPr>
+        <w:t xml:space="preserve"> therefore methyl-CG is symmetric across both DNA strands. </w:t>
       </w:r>
       <w:r>
         <w:rPr>
@@ -4130,8 +4654,18 @@
           <w:sz w:val="22"/>
           <w:szCs w:val="22"/>
         </w:rPr>
-        <w:t>. This reframing yields a directional, falsifiable prediction pursued in Aim 1: DNMT3A occupancy and methylation change should require, and follow, H2Aub redistribution rather than arise independently of it — a hierarchy that has not been tested for BAP1 or any other Polycomb</w:t>
-      </w:r>
+        <w:t xml:space="preserve">. This reframing yields a directional, falsifiable prediction pursued in Aim 1: DNMT3A occupancy and methylation change should require, and follow, H2Aub redistribution rather than arise independently of it — a hierarchy that has not been tested for BAP1 or any other </w:t>
+      </w:r>
+      <w:proofErr w:type="spellStart"/>
+      <w:r>
+        <w:rPr>
+          <w:rFonts w:ascii="Arial" w:hAnsi="Arial" w:cs="Arial"/>
+          <w:sz w:val="22"/>
+          <w:szCs w:val="22"/>
+        </w:rPr>
+        <w:t>Polycomb</w:t>
+      </w:r>
+      <w:proofErr w:type="spellEnd"/>
       <w:r>
         <w:rPr>
           <w:rFonts w:ascii="Arial" w:hAnsi="Arial" w:cs="Arial"/>
@@ -4173,13 +4707,23 @@
         </w:rPr>
         <w:t xml:space="preserve">A single mechanistic cascade unifying three neurodevelopmental disease genes. </w:t>
       </w:r>
-      <w:r>
-        <w:rPr>
-          <w:rFonts w:ascii="Arial" w:hAnsi="Arial" w:cs="Arial"/>
-          <w:sz w:val="22"/>
-          <w:szCs w:val="22"/>
-        </w:rPr>
-        <w:t xml:space="preserve">Küry-Isidor </w:t>
+      <w:proofErr w:type="spellStart"/>
+      <w:r>
+        <w:rPr>
+          <w:rFonts w:ascii="Arial" w:hAnsi="Arial" w:cs="Arial"/>
+          <w:sz w:val="22"/>
+          <w:szCs w:val="22"/>
+        </w:rPr>
+        <w:t>Küry</w:t>
+      </w:r>
+      <w:proofErr w:type="spellEnd"/>
+      <w:r>
+        <w:rPr>
+          <w:rFonts w:ascii="Arial" w:hAnsi="Arial" w:cs="Arial"/>
+          <w:sz w:val="22"/>
+          <w:szCs w:val="22"/>
+        </w:rPr>
+        <w:t xml:space="preserve">-Isidor </w:t>
       </w:r>
       <w:r>
         <w:rPr>
@@ -4231,7 +4775,16 @@
           <w:sz w:val="22"/>
           <w:szCs w:val="22"/>
         </w:rPr>
-        <w:t xml:space="preserve">), and Rett </w:t>
+        <w:t xml:space="preserve">), and </w:t>
+      </w:r>
+      <w:proofErr w:type="gramStart"/>
+      <w:r>
+        <w:rPr>
+          <w:rFonts w:ascii="Arial" w:hAnsi="Arial" w:cs="Arial"/>
+          <w:sz w:val="22"/>
+          <w:szCs w:val="22"/>
+        </w:rPr>
+        <w:t xml:space="preserve">Rett </w:t>
       </w:r>
       <w:r>
         <w:rPr>
@@ -4241,6 +4794,7 @@
         </w:rPr>
         <w:t xml:space="preserve"> (</w:t>
       </w:r>
+      <w:proofErr w:type="gramEnd"/>
       <w:r>
         <w:rPr>
           <w:rFonts w:ascii="Arial" w:hAnsi="Arial" w:cs="Arial"/>
@@ -4345,7 +4899,25 @@
           <w:sz w:val="22"/>
           <w:szCs w:val="22"/>
         </w:rPr>
-        <w:t xml:space="preserve">molecular order of operations connecting them: H2Aub redistribution redirects DNMT3A, which redirects non-CG methylation, which redirects MeCP2, which recruits the NCoR/HDAC complex to erase H3K27ac. Framed this way, BAP1 is not merely phenotypically adjacent to Rett and Tatton-Brown-Rahman syndromes but mechanistically upstream of them, predicting for the first time a specific sequence linking histone ubiquitination to </w:t>
+        <w:t xml:space="preserve">molecular order of operations connecting them: H2Aub redistribution redirects DNMT3A, which redirects non-CG methylation, which redirects MeCP2, which recruits the </w:t>
+      </w:r>
+      <w:proofErr w:type="spellStart"/>
+      <w:r>
+        <w:rPr>
+          <w:rFonts w:ascii="Arial" w:hAnsi="Arial" w:cs="Arial"/>
+          <w:sz w:val="22"/>
+          <w:szCs w:val="22"/>
+        </w:rPr>
+        <w:t>NCoR</w:t>
+      </w:r>
+      <w:proofErr w:type="spellEnd"/>
+      <w:r>
+        <w:rPr>
+          <w:rFonts w:ascii="Arial" w:hAnsi="Arial" w:cs="Arial"/>
+          <w:sz w:val="22"/>
+          <w:szCs w:val="22"/>
+        </w:rPr>
+        <w:t xml:space="preserve">/HDAC complex to erase H3K27ac. Framed this way, BAP1 is not merely phenotypically adjacent to Rett and Tatton-Brown-Rahman syndromes but mechanistically upstream of them, predicting for the first time a specific sequence linking histone ubiquitination to </w:t>
       </w:r>
       <w:r>
         <w:rPr>
@@ -4430,7 +5002,25 @@
           <w:sz w:val="22"/>
           <w:szCs w:val="22"/>
         </w:rPr>
-        <w:t>A central puzzle in our preliminary data is that loss of a single deubiquitinase produces a disproportionate, genome-scale loss of H3K27ac, a</w:t>
+        <w:t xml:space="preserve">A central puzzle in our preliminary data is that loss of a single </w:t>
+      </w:r>
+      <w:proofErr w:type="spellStart"/>
+      <w:r>
+        <w:rPr>
+          <w:rFonts w:ascii="Arial" w:hAnsi="Arial" w:cs="Arial"/>
+          <w:sz w:val="22"/>
+          <w:szCs w:val="22"/>
+        </w:rPr>
+        <w:t>deubiquitinase</w:t>
+      </w:r>
+      <w:proofErr w:type="spellEnd"/>
+      <w:r>
+        <w:rPr>
+          <w:rFonts w:ascii="Arial" w:hAnsi="Arial" w:cs="Arial"/>
+          <w:sz w:val="22"/>
+          <w:szCs w:val="22"/>
+        </w:rPr>
+        <w:t xml:space="preserve"> produces a disproportionate, genome-scale loss of H3K27ac, a</w:t>
       </w:r>
       <w:r>
         <w:rPr>
@@ -4679,7 +5269,7 @@
         </w:rPr>
         <w:lastRenderedPageBreak/>
         <w:drawing>
-          <wp:anchor distT="0" distB="0" distL="114300" distR="114300" simplePos="0" relativeHeight="251666432" behindDoc="1" locked="0" layoutInCell="1" allowOverlap="1" wp14:anchorId="3838EC07" wp14:editId="7534B417">
+          <wp:anchor distT="0" distB="0" distL="114300" distR="114300" simplePos="0" relativeHeight="251666432" behindDoc="1" locked="0" layoutInCell="1" allowOverlap="1" wp14:anchorId="3838EC07" wp14:editId="4FA6CC2A">
             <wp:simplePos x="0" y="0"/>
             <wp:positionH relativeFrom="column">
               <wp:posOffset>126888</wp:posOffset>
@@ -4778,7 +5368,25 @@
           <w:sz w:val="22"/>
           <w:szCs w:val="22"/>
         </w:rPr>
-        <w:t>Prior work on Polycomb-</w:t>
+        <w:t xml:space="preserve">Prior work on </w:t>
+      </w:r>
+      <w:proofErr w:type="spellStart"/>
+      <w:r>
+        <w:rPr>
+          <w:rFonts w:ascii="Arial" w:hAnsi="Arial" w:cs="Arial"/>
+          <w:sz w:val="22"/>
+          <w:szCs w:val="22"/>
+        </w:rPr>
+        <w:t>Polycomb</w:t>
+      </w:r>
+      <w:proofErr w:type="spellEnd"/>
+      <w:r>
+        <w:rPr>
+          <w:rFonts w:ascii="Arial" w:hAnsi="Arial" w:cs="Arial"/>
+          <w:sz w:val="22"/>
+          <w:szCs w:val="22"/>
+        </w:rPr>
+        <w:t>-</w:t>
       </w:r>
       <w:r>
         <w:rPr>
@@ -5171,6 +5779,7 @@
         </w:rPr>
         <w:t xml:space="preserve">of </w:t>
       </w:r>
+      <w:proofErr w:type="spellStart"/>
       <w:r>
         <w:rPr>
           <w:rFonts w:ascii="Arial" w:hAnsi="Arial" w:cs="Arial"/>
@@ -5185,15 +5794,42 @@
           <w:sz w:val="22"/>
           <w:szCs w:val="22"/>
         </w:rPr>
-        <w:t xml:space="preserve">’s </w:t>
-      </w:r>
-      <w:r>
-        <w:rPr>
-          <w:rFonts w:ascii="Arial" w:hAnsi="Arial" w:cs="Arial"/>
-          <w:sz w:val="22"/>
-          <w:szCs w:val="22"/>
-        </w:rPr>
-        <w:t>duet evoC assay, which resolves this ambiguity biochemically rather than computationally</w:t>
+        <w:t>’s</w:t>
+      </w:r>
+      <w:proofErr w:type="spellEnd"/>
+      <w:r>
+        <w:rPr>
+          <w:rFonts w:ascii="Arial" w:hAnsi="Arial" w:cs="Arial"/>
+          <w:sz w:val="22"/>
+          <w:szCs w:val="22"/>
+        </w:rPr>
+        <w:t xml:space="preserve"> </w:t>
+      </w:r>
+      <w:r>
+        <w:rPr>
+          <w:rFonts w:ascii="Arial" w:hAnsi="Arial" w:cs="Arial"/>
+          <w:sz w:val="22"/>
+          <w:szCs w:val="22"/>
+        </w:rPr>
+        <w:t xml:space="preserve">duet </w:t>
+      </w:r>
+      <w:proofErr w:type="spellStart"/>
+      <w:r>
+        <w:rPr>
+          <w:rFonts w:ascii="Arial" w:hAnsi="Arial" w:cs="Arial"/>
+          <w:sz w:val="22"/>
+          <w:szCs w:val="22"/>
+        </w:rPr>
+        <w:t>evoC</w:t>
+      </w:r>
+      <w:proofErr w:type="spellEnd"/>
+      <w:r>
+        <w:rPr>
+          <w:rFonts w:ascii="Arial" w:hAnsi="Arial" w:cs="Arial"/>
+          <w:sz w:val="22"/>
+          <w:szCs w:val="22"/>
+        </w:rPr>
+        <w:t xml:space="preserve"> assay, which resolves this ambiguity biochemically rather than computationally</w:t>
       </w:r>
       <w:r>
         <w:rPr>
@@ -5554,7 +6190,61 @@
           <w:sz w:val="22"/>
           <w:szCs w:val="22"/>
         </w:rPr>
-        <w:t>CGs than WGBS from the same low-input DNA (e.g., 54 million vs. 36 million CpGs at 1x coverage from only 10 ng of input), and remains effective from as little as 100 pg of DNA, a practical advantage given the limited neuronal populations obtained from cell-type-restricted Cre models and low-yield iPSC-neuron cultures used throughout this proposal.</w:t>
+        <w:t xml:space="preserve">CGs than WGBS from the same low-input DNA (e.g., 54 million vs. 36 million </w:t>
+      </w:r>
+      <w:proofErr w:type="spellStart"/>
+      <w:r>
+        <w:rPr>
+          <w:rFonts w:ascii="Arial" w:hAnsi="Arial" w:cs="Arial"/>
+          <w:sz w:val="22"/>
+          <w:szCs w:val="22"/>
+        </w:rPr>
+        <w:t>CpGs</w:t>
+      </w:r>
+      <w:proofErr w:type="spellEnd"/>
+      <w:r>
+        <w:rPr>
+          <w:rFonts w:ascii="Arial" w:hAnsi="Arial" w:cs="Arial"/>
+          <w:sz w:val="22"/>
+          <w:szCs w:val="22"/>
+        </w:rPr>
+        <w:t xml:space="preserve"> at 1x coverage from only 10 ng of input</w:t>
+      </w:r>
+      <w:proofErr w:type="gramStart"/>
+      <w:r>
+        <w:rPr>
+          <w:rFonts w:ascii="Arial" w:hAnsi="Arial" w:cs="Arial"/>
+          <w:sz w:val="22"/>
+          <w:szCs w:val="22"/>
+        </w:rPr>
+        <w:t>), and</w:t>
+      </w:r>
+      <w:proofErr w:type="gramEnd"/>
+      <w:r>
+        <w:rPr>
+          <w:rFonts w:ascii="Arial" w:hAnsi="Arial" w:cs="Arial"/>
+          <w:sz w:val="22"/>
+          <w:szCs w:val="22"/>
+        </w:rPr>
+        <w:t xml:space="preserve"> remains effective from as little as 100 </w:t>
+      </w:r>
+      <w:proofErr w:type="spellStart"/>
+      <w:r>
+        <w:rPr>
+          <w:rFonts w:ascii="Arial" w:hAnsi="Arial" w:cs="Arial"/>
+          <w:sz w:val="22"/>
+          <w:szCs w:val="22"/>
+        </w:rPr>
+        <w:t>pg</w:t>
+      </w:r>
+      <w:proofErr w:type="spellEnd"/>
+      <w:r>
+        <w:rPr>
+          <w:rFonts w:ascii="Arial" w:hAnsi="Arial" w:cs="Arial"/>
+          <w:sz w:val="22"/>
+          <w:szCs w:val="22"/>
+        </w:rPr>
+        <w:t xml:space="preserve"> of DNA, a practical advantage given the limited neuronal populations obtained from cell-type-restricted Cre models and low-yield iPSC-neuron cultures used throughout this proposal.</w:t>
       </w:r>
     </w:p>
     <w:p>
@@ -5746,7 +6436,25 @@
           <w:sz w:val="22"/>
           <w:szCs w:val="22"/>
         </w:rPr>
-        <w:t xml:space="preserve">CUTANA meCUT&amp;RUN </w:t>
+        <w:t xml:space="preserve">CUTANA </w:t>
+      </w:r>
+      <w:proofErr w:type="spellStart"/>
+      <w:r>
+        <w:rPr>
+          <w:rFonts w:ascii="Arial" w:hAnsi="Arial" w:cs="Arial"/>
+          <w:sz w:val="22"/>
+          <w:szCs w:val="22"/>
+        </w:rPr>
+        <w:t>meCUT&amp;RUN</w:t>
+      </w:r>
+      <w:proofErr w:type="spellEnd"/>
+      <w:r>
+        <w:rPr>
+          <w:rFonts w:ascii="Arial" w:hAnsi="Arial" w:cs="Arial"/>
+          <w:sz w:val="22"/>
+          <w:szCs w:val="22"/>
+        </w:rPr>
+        <w:t xml:space="preserve"> </w:t>
       </w:r>
       <w:r>
         <w:rPr>
@@ -5756,13 +6464,23 @@
         </w:rPr>
         <w:t xml:space="preserve">from </w:t>
       </w:r>
-      <w:r>
-        <w:rPr>
-          <w:rFonts w:ascii="Arial" w:hAnsi="Arial" w:cs="Arial"/>
-          <w:sz w:val="22"/>
-          <w:szCs w:val="22"/>
-        </w:rPr>
-        <w:t>EpiCypher, in which a recombinant GST-tagged MeCP2 methyl-binding domain serves as the primary affinity reagent in a native CUT&amp;RUN reaction</w:t>
+      <w:proofErr w:type="spellStart"/>
+      <w:r>
+        <w:rPr>
+          <w:rFonts w:ascii="Arial" w:hAnsi="Arial" w:cs="Arial"/>
+          <w:sz w:val="22"/>
+          <w:szCs w:val="22"/>
+        </w:rPr>
+        <w:t>EpiCypher</w:t>
+      </w:r>
+      <w:proofErr w:type="spellEnd"/>
+      <w:r>
+        <w:rPr>
+          <w:rFonts w:ascii="Arial" w:hAnsi="Arial" w:cs="Arial"/>
+          <w:sz w:val="22"/>
+          <w:szCs w:val="22"/>
+        </w:rPr>
+        <w:t>, in which a recombinant GST-tagged MeCP2 methyl-binding domain serves as the primary affinity reagent in a native CUT&amp;RUN reaction</w:t>
       </w:r>
       <w:r>
         <w:rPr>
@@ -6044,7 +6762,17 @@
           <w:szCs w:val="22"/>
           <w:vertAlign w:val="superscript"/>
         </w:rPr>
-        <w:t>f/f</w:t>
+        <w:t>f/</w:t>
+      </w:r>
+      <w:proofErr w:type="gramStart"/>
+      <w:r>
+        <w:rPr>
+          <w:rFonts w:ascii="Arial" w:hAnsi="Arial" w:cs="Arial"/>
+          <w:sz w:val="22"/>
+          <w:szCs w:val="22"/>
+          <w:vertAlign w:val="superscript"/>
+        </w:rPr>
+        <w:t>f</w:t>
       </w:r>
       <w:r>
         <w:rPr>
@@ -6060,7 +6788,16 @@
           <w:sz w:val="22"/>
           <w:szCs w:val="22"/>
         </w:rPr>
-        <w:t>Math1-</w:t>
+        <w:t>Math</w:t>
+      </w:r>
+      <w:proofErr w:type="gramEnd"/>
+      <w:r>
+        <w:rPr>
+          <w:rFonts w:ascii="Arial" w:hAnsi="Arial" w:cs="Arial"/>
+          <w:sz w:val="22"/>
+          <w:szCs w:val="22"/>
+        </w:rPr>
+        <w:t>1-</w:t>
       </w:r>
       <w:r>
         <w:rPr>
@@ -6127,7 +6864,17 @@
           <w:szCs w:val="22"/>
           <w:vertAlign w:val="superscript"/>
         </w:rPr>
-        <w:t>f/f</w:t>
+        <w:t>f/</w:t>
+      </w:r>
+      <w:proofErr w:type="gramStart"/>
+      <w:r>
+        <w:rPr>
+          <w:rFonts w:ascii="Arial" w:hAnsi="Arial" w:cs="Arial"/>
+          <w:sz w:val="22"/>
+          <w:szCs w:val="22"/>
+          <w:vertAlign w:val="superscript"/>
+        </w:rPr>
+        <w:t>f</w:t>
       </w:r>
       <w:r>
         <w:rPr>
@@ -6143,7 +6890,16 @@
           <w:sz w:val="22"/>
           <w:szCs w:val="22"/>
         </w:rPr>
-        <w:t>Emx1-</w:t>
+        <w:t>Emx</w:t>
+      </w:r>
+      <w:proofErr w:type="gramEnd"/>
+      <w:r>
+        <w:rPr>
+          <w:rFonts w:ascii="Arial" w:hAnsi="Arial" w:cs="Arial"/>
+          <w:sz w:val="22"/>
+          <w:szCs w:val="22"/>
+        </w:rPr>
+        <w:t>1-</w:t>
       </w:r>
       <w:r>
         <w:rPr>
@@ -6288,6 +7044,7 @@
         </w:rPr>
         <w:t xml:space="preserve"> histone modification deposited by the </w:t>
       </w:r>
+      <w:proofErr w:type="spellStart"/>
       <w:r>
         <w:rPr>
           <w:rFonts w:ascii="Arial" w:hAnsi="Arial" w:cs="Arial"/>
@@ -6296,6 +7053,7 @@
         </w:rPr>
         <w:t>Polycomb</w:t>
       </w:r>
+      <w:proofErr w:type="spellEnd"/>
       <w:r>
         <w:rPr>
           <w:rFonts w:ascii="Arial" w:hAnsi="Arial" w:cs="Arial"/>
@@ -6369,15 +7127,34 @@
           <w:szCs w:val="22"/>
           <w:vertAlign w:val="superscript"/>
         </w:rPr>
-        <w:t>f/f</w:t>
-      </w:r>
-      <w:r>
-        <w:rPr>
-          <w:rFonts w:ascii="Arial" w:hAnsi="Arial" w:cs="Arial"/>
-          <w:sz w:val="22"/>
-          <w:szCs w:val="22"/>
-        </w:rPr>
-        <w:t>,Math1-cre</w:t>
+        <w:t>f/</w:t>
+      </w:r>
+      <w:proofErr w:type="gramStart"/>
+      <w:r>
+        <w:rPr>
+          <w:rFonts w:ascii="Arial" w:hAnsi="Arial" w:cs="Arial"/>
+          <w:sz w:val="22"/>
+          <w:szCs w:val="22"/>
+          <w:vertAlign w:val="superscript"/>
+        </w:rPr>
+        <w:t>f</w:t>
+      </w:r>
+      <w:r>
+        <w:rPr>
+          <w:rFonts w:ascii="Arial" w:hAnsi="Arial" w:cs="Arial"/>
+          <w:sz w:val="22"/>
+          <w:szCs w:val="22"/>
+        </w:rPr>
+        <w:t>,Math</w:t>
+      </w:r>
+      <w:proofErr w:type="gramEnd"/>
+      <w:r>
+        <w:rPr>
+          <w:rFonts w:ascii="Arial" w:hAnsi="Arial" w:cs="Arial"/>
+          <w:sz w:val="22"/>
+          <w:szCs w:val="22"/>
+        </w:rPr>
+        <w:t>1-cre</w:t>
       </w:r>
       <w:r>
         <w:rPr>
@@ -6617,7 +7394,25 @@
           <w:sz w:val="22"/>
           <w:szCs w:val="22"/>
         </w:rPr>
-        <w:t xml:space="preserve">We compared dysregulated H2Aub regions with the Cistrome repository </w:t>
+        <w:t xml:space="preserve">We compared dysregulated H2Aub regions with the </w:t>
+      </w:r>
+      <w:proofErr w:type="spellStart"/>
+      <w:r>
+        <w:rPr>
+          <w:rFonts w:ascii="Arial" w:hAnsi="Arial" w:cs="Arial"/>
+          <w:sz w:val="22"/>
+          <w:szCs w:val="22"/>
+        </w:rPr>
+        <w:t>Cistrome</w:t>
+      </w:r>
+      <w:proofErr w:type="spellEnd"/>
+      <w:r>
+        <w:rPr>
+          <w:rFonts w:ascii="Arial" w:hAnsi="Arial" w:cs="Arial"/>
+          <w:sz w:val="22"/>
+          <w:szCs w:val="22"/>
+        </w:rPr>
+        <w:t xml:space="preserve"> repository </w:t>
       </w:r>
       <w:r>
         <w:rPr>
@@ -6755,7 +7550,25 @@
           <w:sz w:val="22"/>
           <w:szCs w:val="22"/>
         </w:rPr>
-        <w:t>enforce the partitioning of H2Aub between active and Polycomb-repressed compartments.</w:t>
+        <w:t xml:space="preserve">enforce the partitioning of H2Aub between active and </w:t>
+      </w:r>
+      <w:proofErr w:type="spellStart"/>
+      <w:r>
+        <w:rPr>
+          <w:rFonts w:ascii="Arial" w:hAnsi="Arial" w:cs="Arial"/>
+          <w:sz w:val="22"/>
+          <w:szCs w:val="22"/>
+        </w:rPr>
+        <w:t>Polycomb</w:t>
+      </w:r>
+      <w:proofErr w:type="spellEnd"/>
+      <w:r>
+        <w:rPr>
+          <w:rFonts w:ascii="Arial" w:hAnsi="Arial" w:cs="Arial"/>
+          <w:sz w:val="22"/>
+          <w:szCs w:val="22"/>
+        </w:rPr>
+        <w:t>-repressed compartments.</w:t>
       </w:r>
     </w:p>
     <w:p>
@@ -6862,6 +7675,7 @@
         </w:rPr>
         <w:t xml:space="preserve"> gene in which increases in H2Aub occurred in concert with decreases in the euchromatin-associated modification H3K27ac. In contrast, loci like </w:t>
       </w:r>
+      <w:proofErr w:type="spellStart"/>
       <w:r>
         <w:rPr>
           <w:rFonts w:ascii="Arial" w:hAnsi="Arial" w:cs="Arial"/>
@@ -6872,6 +7686,7 @@
         </w:rPr>
         <w:t>Myc</w:t>
       </w:r>
+      <w:proofErr w:type="spellEnd"/>
       <w:r>
         <w:rPr>
           <w:rFonts w:ascii="Arial" w:hAnsi="Arial" w:cs="Arial"/>
@@ -7011,15 +7826,79 @@
           <w:sz w:val="22"/>
           <w:szCs w:val="22"/>
         </w:rPr>
-        <w:t xml:space="preserve"> RNA-seq analysis of nuclei isolated from the developing (age P12)  and adult cerebellum and  the transcriptome of </w:t>
-      </w:r>
-      <w:r>
-        <w:rPr>
-          <w:rFonts w:ascii="Arial" w:hAnsi="Arial" w:cs="Arial"/>
-          <w:sz w:val="22"/>
-          <w:szCs w:val="22"/>
-        </w:rPr>
-        <w:t>Adult mutant cerebellum shows 1,147 downregulated and 590 upregulated transcripts (Fig. 3B), with mark changes tracking expression direction — most notably H3K27me3 accumulation at underexpressed genes (Fig. 3C). GO enrichment is dominated by synapse assembly, postsynaptic density, neurotransmitter secretion, and ion channel activity (Fig. 3D), implicating synaptic function as the principal downstream target.</w:t>
+        <w:t xml:space="preserve"> RNA-seq analysis of nuclei isolated from the developing (age P12</w:t>
+      </w:r>
+      <w:proofErr w:type="gramStart"/>
+      <w:r>
+        <w:rPr>
+          <w:rFonts w:ascii="Arial" w:hAnsi="Arial" w:cs="Arial"/>
+          <w:sz w:val="22"/>
+          <w:szCs w:val="22"/>
+        </w:rPr>
+        <w:t>)  and</w:t>
+      </w:r>
+      <w:proofErr w:type="gramEnd"/>
+      <w:r>
+        <w:rPr>
+          <w:rFonts w:ascii="Arial" w:hAnsi="Arial" w:cs="Arial"/>
+          <w:sz w:val="22"/>
+          <w:szCs w:val="22"/>
+        </w:rPr>
+        <w:t xml:space="preserve"> adult cerebellum </w:t>
+      </w:r>
+      <w:proofErr w:type="gramStart"/>
+      <w:r>
+        <w:rPr>
+          <w:rFonts w:ascii="Arial" w:hAnsi="Arial" w:cs="Arial"/>
+          <w:sz w:val="22"/>
+          <w:szCs w:val="22"/>
+        </w:rPr>
+        <w:t>and  the</w:t>
+      </w:r>
+      <w:proofErr w:type="gramEnd"/>
+      <w:r>
+        <w:rPr>
+          <w:rFonts w:ascii="Arial" w:hAnsi="Arial" w:cs="Arial"/>
+          <w:sz w:val="22"/>
+          <w:szCs w:val="22"/>
+        </w:rPr>
+        <w:t xml:space="preserve"> transcriptome of </w:t>
+      </w:r>
+      <w:proofErr w:type="gramStart"/>
+      <w:r>
+        <w:rPr>
+          <w:rFonts w:ascii="Arial" w:hAnsi="Arial" w:cs="Arial"/>
+          <w:sz w:val="22"/>
+          <w:szCs w:val="22"/>
+        </w:rPr>
+        <w:t>Adult</w:t>
+      </w:r>
+      <w:proofErr w:type="gramEnd"/>
+      <w:r>
+        <w:rPr>
+          <w:rFonts w:ascii="Arial" w:hAnsi="Arial" w:cs="Arial"/>
+          <w:sz w:val="22"/>
+          <w:szCs w:val="22"/>
+        </w:rPr>
+        <w:t xml:space="preserve"> mutant cerebellum shows 1,147 downregulated and 590 upregulated transcripts (Fig. 3B), with mark changes tracking expression direction — most notably H3K27me3 accumulation at </w:t>
+      </w:r>
+      <w:proofErr w:type="spellStart"/>
+      <w:r>
+        <w:rPr>
+          <w:rFonts w:ascii="Arial" w:hAnsi="Arial" w:cs="Arial"/>
+          <w:sz w:val="22"/>
+          <w:szCs w:val="22"/>
+        </w:rPr>
+        <w:t>underexpressed</w:t>
+      </w:r>
+      <w:proofErr w:type="spellEnd"/>
+      <w:r>
+        <w:rPr>
+          <w:rFonts w:ascii="Arial" w:hAnsi="Arial" w:cs="Arial"/>
+          <w:sz w:val="22"/>
+          <w:szCs w:val="22"/>
+        </w:rPr>
+        <w:t xml:space="preserve"> genes (Fig. 3C). GO enrichment is dominated by synapse assembly, postsynaptic density, neurotransmitter secretion, and ion channel activity (Fig. 3D), implicating synaptic function as the principal downstream target.</w:t>
       </w:r>
     </w:p>
     <w:p>
@@ -7044,7 +7923,7 @@
           <w:szCs w:val="22"/>
         </w:rPr>
         <w:drawing>
-          <wp:anchor distT="0" distB="0" distL="114300" distR="114300" simplePos="0" relativeHeight="251662336" behindDoc="1" locked="0" layoutInCell="1" allowOverlap="1" wp14:anchorId="0236A32B" wp14:editId="797AC06B">
+          <wp:anchor distT="0" distB="0" distL="114300" distR="114300" simplePos="0" relativeHeight="251662336" behindDoc="1" locked="0" layoutInCell="1" allowOverlap="1" wp14:anchorId="0236A32B" wp14:editId="6615067D">
             <wp:simplePos x="0" y="0"/>
             <wp:positionH relativeFrom="column">
               <wp:posOffset>59690</wp:posOffset>
@@ -7203,55 +8082,246 @@
           <w:sz w:val="22"/>
           <w:szCs w:val="22"/>
         </w:rPr>
-        <w:t>The genome-wide experiments proposed here are, by design, simple two-condition comparisons that are well suited to rigorous execution in mice. In every mouse experiment, mutants are compared to Cre-negative or</w:t>
-      </w:r>
-      <w:r>
-        <w:rPr>
-          <w:rFonts w:ascii="Arial" w:hAnsi="Arial" w:cs="Arial"/>
-          <w:sz w:val="22"/>
-          <w:szCs w:val="22"/>
-        </w:rPr>
-        <w:t>, given the recessive nature of Bap1 loss,</w:t>
-      </w:r>
-      <w:r>
-        <w:rPr>
-          <w:rFonts w:ascii="Arial" w:hAnsi="Arial" w:cs="Arial"/>
-          <w:sz w:val="22"/>
-          <w:szCs w:val="22"/>
-        </w:rPr>
-        <w:t xml:space="preserve"> flox-negative littermate controls generated from the same crosses and housed together, so that genotype is the only systematic variable</w:t>
-      </w:r>
-      <w:r>
-        <w:rPr>
-          <w:rFonts w:ascii="Arial" w:hAnsi="Arial" w:cs="Arial"/>
-          <w:sz w:val="22"/>
-          <w:szCs w:val="22"/>
-        </w:rPr>
-        <w:t xml:space="preserve">. </w:t>
-      </w:r>
-      <w:r>
-        <w:rPr>
-          <w:rFonts w:ascii="Arial" w:hAnsi="Arial" w:cs="Arial"/>
-          <w:sz w:val="22"/>
-          <w:szCs w:val="22"/>
-        </w:rPr>
-        <w:t xml:space="preserve">Both sexes are included at each developmental timepoint, with sex incorporated as a covariate in all differential models and tested explicitly for genotype-by-sex interaction. Sample sizes follow our completed preliminary studies, in which n=6 biological replicates per genotype yielded well-powered CUT&amp;RUN differential analyses and n=7 sufficed for RNA-seq; we will maintain n≥6 per genotype per timepoint. Analyses use established, publicly available pipelines already validated in our hands — SEACR for peak calling, DiffBind for differential binding, DESeq2 for transcript abundance, and standard bisulfite/EM-seq aligners for methylation — with statistical thresholds (FDR&lt;0.05) and spike-in normalization strategies specified in advance rather than selected post hoc. All antibodies and CUT&amp;RUN affinity reagents are validated </w:t>
-      </w:r>
-      <w:r>
-        <w:rPr>
-          <w:rFonts w:ascii="Arial" w:hAnsi="Arial" w:cs="Arial"/>
-          <w:sz w:val="22"/>
-          <w:szCs w:val="22"/>
-        </w:rPr>
-        <w:t>for CUT&amp;RUN and show obvious gebotype difference, which are highly unlikely for non-secific reagents. A</w:t>
-      </w:r>
-      <w:r>
-        <w:rPr>
-          <w:rFonts w:ascii="Arial" w:hAnsi="Arial" w:cs="Arial"/>
-          <w:sz w:val="22"/>
-          <w:szCs w:val="22"/>
-        </w:rPr>
-        <w:t>ll sequencing data will be deposited in GEO with processing code released publicly.</w:t>
+        <w:t xml:space="preserve">The genome-wide experiments proposed here are, by design, simple two-condition comparisons that are well suited to rigorous execution in mice. In every mouse experiment, mutants are compared to Cre-negative or, given the recessive nature of Bap1 loss, </w:t>
+      </w:r>
+      <w:proofErr w:type="spellStart"/>
+      <w:r>
+        <w:rPr>
+          <w:rFonts w:ascii="Arial" w:hAnsi="Arial" w:cs="Arial"/>
+          <w:sz w:val="22"/>
+          <w:szCs w:val="22"/>
+        </w:rPr>
+        <w:t>flox</w:t>
+      </w:r>
+      <w:proofErr w:type="spellEnd"/>
+      <w:r>
+        <w:rPr>
+          <w:rFonts w:ascii="Arial" w:hAnsi="Arial" w:cs="Arial"/>
+          <w:sz w:val="22"/>
+          <w:szCs w:val="22"/>
+        </w:rPr>
+        <w:t>-negative littermate controls generated from the same crosses and housed together, so that genotype is the only systematic variable. Both sexes are included at each developmental timepoint, with sex incorporated as a covariate in all differential models and tested explicitly for genotype-by-sex interaction. Sample sizes follow our completed preliminary studies, in which n=6 biological replicates per genotype yielded well-powered CUT&amp;RUN differential analyses and n=7 sufficed for RNA-seq. We will maintain n≥6 per genotype per timepoint for CUT&amp;RUN and RNA-seq, and n=4 per genotype per timepoint for methylation profiling (</w:t>
+      </w:r>
+      <w:proofErr w:type="spellStart"/>
+      <w:r>
+        <w:rPr>
+          <w:rFonts w:ascii="Arial" w:hAnsi="Arial" w:cs="Arial"/>
+          <w:sz w:val="22"/>
+          <w:szCs w:val="22"/>
+        </w:rPr>
+        <w:t>evoC</w:t>
+      </w:r>
+      <w:proofErr w:type="spellEnd"/>
+      <w:r>
+        <w:rPr>
+          <w:rFonts w:ascii="Arial" w:hAnsi="Arial" w:cs="Arial"/>
+          <w:sz w:val="22"/>
+          <w:szCs w:val="22"/>
+        </w:rPr>
+        <w:t xml:space="preserve"> and EM-seq). </w:t>
+      </w:r>
+    </w:p>
+    <w:p>
+      <w:pPr>
+        <w:widowControl w:val="0"/>
+        <w:suppressAutoHyphens/>
+        <w:adjustRightInd w:val="0"/>
+        <w:ind w:firstLine="720"/>
+        <w:contextualSpacing/>
+        <w:jc w:val="both"/>
+        <w:rPr>
+          <w:rFonts w:ascii="Arial" w:hAnsi="Arial" w:cs="Arial"/>
+          <w:sz w:val="22"/>
+          <w:szCs w:val="22"/>
+        </w:rPr>
+      </w:pPr>
+      <w:r>
+        <w:rPr>
+          <w:rFonts w:ascii="Arial" w:hAnsi="Arial" w:cs="Arial"/>
+          <w:sz w:val="22"/>
+          <w:szCs w:val="22"/>
+        </w:rPr>
+        <w:t xml:space="preserve">Analyses use established, publicly available pipelines already validated in our hands — SEACR for peak calling, </w:t>
+      </w:r>
+      <w:proofErr w:type="spellStart"/>
+      <w:r>
+        <w:rPr>
+          <w:rFonts w:ascii="Arial" w:hAnsi="Arial" w:cs="Arial"/>
+          <w:sz w:val="22"/>
+          <w:szCs w:val="22"/>
+        </w:rPr>
+        <w:t>DiffBind</w:t>
+      </w:r>
+      <w:proofErr w:type="spellEnd"/>
+      <w:r>
+        <w:rPr>
+          <w:rFonts w:ascii="Arial" w:hAnsi="Arial" w:cs="Arial"/>
+          <w:sz w:val="22"/>
+          <w:szCs w:val="22"/>
+        </w:rPr>
+        <w:t xml:space="preserve"> for differential binding, DESeq2 for transcript abundance, the modality XPLR binomial logistic regression for CG differential methylation, and the </w:t>
+      </w:r>
+      <w:proofErr w:type="spellStart"/>
+      <w:r>
+        <w:rPr>
+          <w:rFonts w:ascii="Arial" w:hAnsi="Arial" w:cs="Arial"/>
+          <w:sz w:val="22"/>
+          <w:szCs w:val="22"/>
+        </w:rPr>
+        <w:t>edgeR</w:t>
+      </w:r>
+      <w:proofErr w:type="spellEnd"/>
+      <w:r>
+        <w:rPr>
+          <w:rFonts w:ascii="Arial" w:hAnsi="Arial" w:cs="Arial"/>
+          <w:sz w:val="22"/>
+          <w:szCs w:val="22"/>
+        </w:rPr>
+        <w:t xml:space="preserve"> quasi-likelihood F-test for non-CG differential methylation — with statistical thresholds (FDR&lt;0.05) and spike-in normalization (per-sample lambda phage conversion rate as a model covariate for EM-seq) specified in advance. </w:t>
+      </w:r>
+      <w:proofErr w:type="spellStart"/>
+      <w:r>
+        <w:rPr>
+          <w:rFonts w:ascii="Arial" w:hAnsi="Arial" w:cs="Arial"/>
+          <w:sz w:val="22"/>
+          <w:szCs w:val="22"/>
+        </w:rPr>
+        <w:t>evoC</w:t>
+      </w:r>
+      <w:proofErr w:type="spellEnd"/>
+      <w:r>
+        <w:rPr>
+          <w:rFonts w:ascii="Arial" w:hAnsi="Arial" w:cs="Arial"/>
+          <w:sz w:val="22"/>
+          <w:szCs w:val="22"/>
+        </w:rPr>
+        <w:t xml:space="preserve"> reads will be processed through the </w:t>
+      </w:r>
+      <w:proofErr w:type="spellStart"/>
+      <w:r>
+        <w:rPr>
+          <w:rFonts w:ascii="Arial" w:hAnsi="Arial" w:cs="Arial"/>
+          <w:sz w:val="22"/>
+          <w:szCs w:val="22"/>
+        </w:rPr>
+        <w:t>Biomodal</w:t>
+      </w:r>
+      <w:proofErr w:type="spellEnd"/>
+      <w:r>
+        <w:rPr>
+          <w:rFonts w:ascii="Arial" w:hAnsi="Arial" w:cs="Arial"/>
+          <w:sz w:val="22"/>
+          <w:szCs w:val="22"/>
+        </w:rPr>
+        <w:t xml:space="preserve"> DUET v1.5.0 pipeline (</w:t>
+      </w:r>
+      <w:proofErr w:type="spellStart"/>
+      <w:r>
+        <w:rPr>
+          <w:rFonts w:ascii="Arial" w:hAnsi="Arial" w:cs="Arial"/>
+          <w:sz w:val="22"/>
+          <w:szCs w:val="22"/>
+        </w:rPr>
+        <w:t>Fullgrabe</w:t>
+      </w:r>
+      <w:proofErr w:type="spellEnd"/>
+      <w:r>
+        <w:rPr>
+          <w:rFonts w:ascii="Arial" w:hAnsi="Arial" w:cs="Arial"/>
+          <w:sz w:val="22"/>
+          <w:szCs w:val="22"/>
+        </w:rPr>
+        <w:t xml:space="preserve"> et al. 2023). EM-seq reads will be aligned with bwa-meth and methylation called with </w:t>
+      </w:r>
+      <w:proofErr w:type="spellStart"/>
+      <w:r>
+        <w:rPr>
+          <w:rFonts w:ascii="Arial" w:hAnsi="Arial" w:cs="Arial"/>
+          <w:sz w:val="22"/>
+          <w:szCs w:val="22"/>
+        </w:rPr>
+        <w:t>MethylDackel</w:t>
+      </w:r>
+      <w:proofErr w:type="spellEnd"/>
+      <w:r>
+        <w:rPr>
+          <w:rFonts w:ascii="Arial" w:hAnsi="Arial" w:cs="Arial"/>
+          <w:sz w:val="22"/>
+          <w:szCs w:val="22"/>
+        </w:rPr>
+        <w:t xml:space="preserve"> using the NEB EM-seq </w:t>
+      </w:r>
+      <w:proofErr w:type="spellStart"/>
+      <w:r>
+        <w:rPr>
+          <w:rFonts w:ascii="Arial" w:hAnsi="Arial" w:cs="Arial"/>
+          <w:sz w:val="22"/>
+          <w:szCs w:val="22"/>
+        </w:rPr>
+        <w:t>Nextflow</w:t>
+      </w:r>
+      <w:proofErr w:type="spellEnd"/>
+      <w:r>
+        <w:rPr>
+          <w:rFonts w:ascii="Arial" w:hAnsi="Arial" w:cs="Arial"/>
+          <w:sz w:val="22"/>
+          <w:szCs w:val="22"/>
+        </w:rPr>
+        <w:t xml:space="preserve"> pipeline (</w:t>
+      </w:r>
+      <w:proofErr w:type="spellStart"/>
+      <w:r>
+        <w:rPr>
+          <w:rFonts w:ascii="Arial" w:hAnsi="Arial" w:cs="Arial"/>
+          <w:sz w:val="22"/>
+          <w:szCs w:val="22"/>
+        </w:rPr>
+        <w:t>Vaisvila</w:t>
+      </w:r>
+      <w:proofErr w:type="spellEnd"/>
+      <w:r>
+        <w:rPr>
+          <w:rFonts w:ascii="Arial" w:hAnsi="Arial" w:cs="Arial"/>
+          <w:sz w:val="22"/>
+          <w:szCs w:val="22"/>
+        </w:rPr>
+        <w:t xml:space="preserve"> et al. 2021). All antibodies and CUT&amp;RUN affinity reagents are validated for CUT&amp;RUN and show obvious </w:t>
+      </w:r>
+      <w:proofErr w:type="spellStart"/>
+      <w:r>
+        <w:rPr>
+          <w:rFonts w:ascii="Arial" w:hAnsi="Arial" w:cs="Arial"/>
+          <w:sz w:val="22"/>
+          <w:szCs w:val="22"/>
+        </w:rPr>
+        <w:t>gebotype</w:t>
+      </w:r>
+      <w:proofErr w:type="spellEnd"/>
+      <w:r>
+        <w:rPr>
+          <w:rFonts w:ascii="Arial" w:hAnsi="Arial" w:cs="Arial"/>
+          <w:sz w:val="22"/>
+          <w:szCs w:val="22"/>
+        </w:rPr>
+        <w:t xml:space="preserve"> difference, which are highly unlikely for non-</w:t>
+      </w:r>
+      <w:proofErr w:type="spellStart"/>
+      <w:r>
+        <w:rPr>
+          <w:rFonts w:ascii="Arial" w:hAnsi="Arial" w:cs="Arial"/>
+          <w:sz w:val="22"/>
+          <w:szCs w:val="22"/>
+        </w:rPr>
+        <w:t>secific</w:t>
+      </w:r>
+      <w:proofErr w:type="spellEnd"/>
+      <w:r>
+        <w:rPr>
+          <w:rFonts w:ascii="Arial" w:hAnsi="Arial" w:cs="Arial"/>
+          <w:sz w:val="22"/>
+          <w:szCs w:val="22"/>
+        </w:rPr>
+        <w:t xml:space="preserve"> reagents. All sequencing data will be deposited in GEO with processing code released publicly.</w:t>
       </w:r>
     </w:p>
     <w:p>
@@ -7345,7 +8415,25 @@
           <w:sz w:val="22"/>
           <w:szCs w:val="22"/>
         </w:rPr>
-        <w:t>The human iPSC experiments require additional safeguards because CRISPR editing can introduce off-target mutations that segregate with a single clone rather than with the intended genotype. We will therefore analyze three independently derived clones for each patient BAP1 mutation and three independently edited isogenic wild-type clones that have passed through the identical editing and single-cell cloning process. Clone is treated as the unit of biological replication, and only phenotypes reproduced across all three independent clones per genotype will be interpreted as mutation-dependent. Predicted off-target sites will be sequenced in each clone, and karyotype and pluripotency markers confirmed before differentiation.</w:t>
+        <w:t xml:space="preserve">The human iPSC experiments require additional safeguards because CRISPR editing can introduce off-target mutations that segregate with a single clone rather than with the intended genotype. We will therefore analyze three independently derived clones for each patient BAP1 mutation and three independently edited isogenic wild-type clones that have passed through the identical editing and single-cell cloning process. Clone is treated as the unit of biological replication, and only phenotypes reproduced across all three independent clones per genotype will be interpreted as </w:t>
+      </w:r>
+      <w:proofErr w:type="gramStart"/>
+      <w:r>
+        <w:rPr>
+          <w:rFonts w:ascii="Arial" w:hAnsi="Arial" w:cs="Arial"/>
+          <w:sz w:val="22"/>
+          <w:szCs w:val="22"/>
+        </w:rPr>
+        <w:t>mutation-dependent</w:t>
+      </w:r>
+      <w:proofErr w:type="gramEnd"/>
+      <w:r>
+        <w:rPr>
+          <w:rFonts w:ascii="Arial" w:hAnsi="Arial" w:cs="Arial"/>
+          <w:sz w:val="22"/>
+          <w:szCs w:val="22"/>
+        </w:rPr>
+        <w:t>. Predicted off-target sites will be sequenced in each clone, and karyotype and pluripotency markers confirmed before differentiation.</w:t>
       </w:r>
     </w:p>
     <w:p>
@@ -7405,7 +8493,17 @@
           <w:sz w:val="22"/>
           <w:szCs w:val="22"/>
         </w:rPr>
-        <w:t xml:space="preserve"> the sequence of H2Aub, DNMT3A recruitment, and DNA methylation changes after Bap1 loss, and determine their dependence on DNMT3A.</w:t>
+        <w:t xml:space="preserve"> the sequence of H2Aub, DNMT3A recruitment, and DNA methylation changes after Bap1 </w:t>
+      </w:r>
+      <w:r>
+        <w:rPr>
+          <w:rFonts w:ascii="Arial" w:hAnsi="Arial" w:cs="Arial"/>
+          <w:b/>
+          <w:sz w:val="22"/>
+          <w:szCs w:val="22"/>
+        </w:rPr>
+        <w:lastRenderedPageBreak/>
+        <w:t>loss, and determine their dependence on DNMT3A.</w:t>
       </w:r>
     </w:p>
     <w:p>
@@ -7437,16 +8535,7 @@
           <w:sz w:val="22"/>
           <w:szCs w:val="22"/>
         </w:rPr>
-        <w:t xml:space="preserve"> Our preliminary data establish that Bap1 loss redistributes H2Aub away from heterochromatin toward euchromatin in postmitotic granule neurons, and that H2Aub biochemically recruits DNMT3A. If DNA methylation is genuinely an instructed output of H2Aub redistribution, as proposed in our model (Innovation, Section B), then DNMT3A occupancy and methylation change should be temporally and spatially </w:t>
-      </w:r>
-      <w:r>
-        <w:rPr>
-          <w:rFonts w:ascii="Arial" w:hAnsi="Arial" w:cs="Arial"/>
-          <w:sz w:val="22"/>
-          <w:szCs w:val="22"/>
-        </w:rPr>
-        <w:lastRenderedPageBreak/>
-        <w:t xml:space="preserve">downstream of H2Aub redistribution rather than arising in parallel with, or independently of, it. This aim tests that directional prediction directly, using the </w:t>
+        <w:t xml:space="preserve"> Our preliminary data establish that Bap1 loss redistributes H2Aub away from heterochromatin toward euchromatin in postmitotic granule neurons, and that H2Aub biochemically recruits DNMT3A. If DNA methylation is genuinely an instructed output of H2Aub redistribution, as proposed in our model (Innovation, Section B), then DNMT3A occupancy and methylation change should be temporally and spatially downstream of H2Aub redistribution rather than arising in parallel with, or independently of, it. This aim tests that directional prediction directly, using the </w:t>
       </w:r>
       <w:r>
         <w:rPr>
@@ -7467,23 +8556,62 @@
           <w:szCs w:val="22"/>
           <w:vertAlign w:val="superscript"/>
         </w:rPr>
-        <w:t>fl/fl</w:t>
-      </w:r>
-      <w:r>
-        <w:rPr>
-          <w:rFonts w:ascii="Arial" w:eastAsia="Arial" w:hAnsi="Arial" w:cs="Arial"/>
-          <w:sz w:val="22"/>
-          <w:szCs w:val="22"/>
-        </w:rPr>
-        <w:t xml:space="preserve">,Math1-cre </w:t>
-      </w:r>
-      <w:r>
-        <w:rPr>
-          <w:rFonts w:ascii="Arial" w:hAnsi="Arial" w:cs="Arial"/>
-          <w:sz w:val="22"/>
-          <w:szCs w:val="22"/>
-        </w:rPr>
-        <w:t>model because it isolates a single, relatively homogeneous postmitotic neuronal population, allowing us to match epigenomic and transcriptomic datasets to a defined molecular time course without the confound of mixed cell types. Establishing both the sequence and the genetic requirement for DNMT3A here is the foundation for Aims 2 and 3: Aim 2 asks whether the same hierarchy holds in human neurons carrying disease-causing BAP1 mutations, and Aim 3 asks whether the methylation step identified here is functionally required for a defined neurological phenotype.</w:t>
+        <w:t>fl/</w:t>
+      </w:r>
+      <w:proofErr w:type="gramStart"/>
+      <w:r>
+        <w:rPr>
+          <w:rFonts w:ascii="Arial" w:eastAsia="Arial" w:hAnsi="Arial" w:cs="Arial"/>
+          <w:i/>
+          <w:iCs/>
+          <w:sz w:val="22"/>
+          <w:szCs w:val="22"/>
+          <w:vertAlign w:val="superscript"/>
+        </w:rPr>
+        <w:t>fl</w:t>
+      </w:r>
+      <w:r>
+        <w:rPr>
+          <w:rFonts w:ascii="Arial" w:eastAsia="Arial" w:hAnsi="Arial" w:cs="Arial"/>
+          <w:sz w:val="22"/>
+          <w:szCs w:val="22"/>
+        </w:rPr>
+        <w:t>,Math</w:t>
+      </w:r>
+      <w:proofErr w:type="gramEnd"/>
+      <w:r>
+        <w:rPr>
+          <w:rFonts w:ascii="Arial" w:eastAsia="Arial" w:hAnsi="Arial" w:cs="Arial"/>
+          <w:sz w:val="22"/>
+          <w:szCs w:val="22"/>
+        </w:rPr>
+        <w:t xml:space="preserve">1-cre </w:t>
+      </w:r>
+      <w:r>
+        <w:rPr>
+          <w:rFonts w:ascii="Arial" w:hAnsi="Arial" w:cs="Arial"/>
+          <w:sz w:val="22"/>
+          <w:szCs w:val="22"/>
+        </w:rPr>
+        <w:t xml:space="preserve">model because it isolates a single, relatively homogeneous postmitotic neuronal population, allowing us to match epigenomic and transcriptomic datasets to a defined molecular time course without the confound of mixed cell types. Establishing both the sequence and the genetic requirement for DNMT3A here is the foundation for Aims 2 and 3: Aim 2 asks whether the same hierarchy holds in human neurons carrying disease-causing BAP1 </w:t>
+      </w:r>
+      <w:proofErr w:type="gramStart"/>
+      <w:r>
+        <w:rPr>
+          <w:rFonts w:ascii="Arial" w:hAnsi="Arial" w:cs="Arial"/>
+          <w:sz w:val="22"/>
+          <w:szCs w:val="22"/>
+        </w:rPr>
+        <w:t>mutations, and</w:t>
+      </w:r>
+      <w:proofErr w:type="gramEnd"/>
+      <w:r>
+        <w:rPr>
+          <w:rFonts w:ascii="Arial" w:hAnsi="Arial" w:cs="Arial"/>
+          <w:sz w:val="22"/>
+          <w:szCs w:val="22"/>
+        </w:rPr>
+        <w:t xml:space="preserve"> Aim 3 asks whether the methylation step identified here is functionally required for a defined neurological phenotype.</w:t>
       </w:r>
     </w:p>
     <w:p>
@@ -7564,7 +8692,25 @@
           <w:sz w:val="22"/>
           <w:szCs w:val="22"/>
         </w:rPr>
-        <w:t xml:space="preserve"> sensor synaptotagmin-1, Bap1^f/f,Math1-cre granule neurons accumulate H2Aub across the gene body, lose gene-body 5hmC, and show near-complete transcriptional collapse (~21,000 to ~3,500 TPM, p &lt; 10</w:t>
+        <w:t xml:space="preserve"> sensor synaptotagmin-1, Bap1^f/</w:t>
+      </w:r>
+      <w:proofErr w:type="gramStart"/>
+      <w:r>
+        <w:rPr>
+          <w:rFonts w:ascii="Arial" w:hAnsi="Arial" w:cs="Arial"/>
+          <w:sz w:val="22"/>
+          <w:szCs w:val="22"/>
+        </w:rPr>
+        <w:t>f,Math</w:t>
+      </w:r>
+      <w:proofErr w:type="gramEnd"/>
+      <w:r>
+        <w:rPr>
+          <w:rFonts w:ascii="Arial" w:hAnsi="Arial" w:cs="Arial"/>
+          <w:sz w:val="22"/>
+          <w:szCs w:val="22"/>
+        </w:rPr>
+        <w:t>1-cre granule neurons accumulate H2Aub across the gene body, lose gene-body 5hmC, and show near-complete transcriptional collapse (~21,000 to ~3,500 TPM, p &lt; 10</w:t>
       </w:r>
       <w:r>
         <w:rPr>
@@ -7613,7 +8759,61 @@
           <w:sz w:val="22"/>
           <w:szCs w:val="22"/>
         </w:rPr>
-        <w:t>. Using biomodal EvoC to resolve 5mC and 5hmC in granule neuron nuclei, we found that BAP1 loss predominantly increases 5mC (Fig. 6A) and decreases 5hmC (Fig. 6B) within protein-coding loci. These changes are strongly anticorrelated: 78.7% of significantly altered genes gain 5mC while losing 5hmC, and 15% show the converse (Fig. 6C). Stratifying by chromatin state revealed that the direction of change is dictated by the underlying compartment. Active promoters (H3K4me3) and enhancers (H3K27ac) gain 5mC (93% and 91%) and lose 5hmC (97% and 96%), whereas Polycomb-repressed loci (H3K27me3) show the opposite pattern (93% lose 5mC, 88% gain 5hmC); bivalent promoters are split (Fig. 6D). Logistic modeling across candidate predictors identified change in H2Aub as the strongest determinant of 5hmC gain (OR &gt; 3), outperforming H3K27me3, while H3K27ac and chromatin accessibility were negatively associated (Fig. 6E). Thus, BAP1-dependent H2Aub redistribution predicts where the DNA methylome is remodeled.</w:t>
+        <w:t xml:space="preserve">. Using </w:t>
+      </w:r>
+      <w:proofErr w:type="spellStart"/>
+      <w:r>
+        <w:rPr>
+          <w:rFonts w:ascii="Arial" w:hAnsi="Arial" w:cs="Arial"/>
+          <w:sz w:val="22"/>
+          <w:szCs w:val="22"/>
+        </w:rPr>
+        <w:t>biomodal</w:t>
+      </w:r>
+      <w:proofErr w:type="spellEnd"/>
+      <w:r>
+        <w:rPr>
+          <w:rFonts w:ascii="Arial" w:hAnsi="Arial" w:cs="Arial"/>
+          <w:sz w:val="22"/>
+          <w:szCs w:val="22"/>
+        </w:rPr>
+        <w:t xml:space="preserve"> </w:t>
+      </w:r>
+      <w:proofErr w:type="spellStart"/>
+      <w:r>
+        <w:rPr>
+          <w:rFonts w:ascii="Arial" w:hAnsi="Arial" w:cs="Arial"/>
+          <w:sz w:val="22"/>
+          <w:szCs w:val="22"/>
+        </w:rPr>
+        <w:t>EvoC</w:t>
+      </w:r>
+      <w:proofErr w:type="spellEnd"/>
+      <w:r>
+        <w:rPr>
+          <w:rFonts w:ascii="Arial" w:hAnsi="Arial" w:cs="Arial"/>
+          <w:sz w:val="22"/>
+          <w:szCs w:val="22"/>
+        </w:rPr>
+        <w:t xml:space="preserve"> to resolve 5mC and 5hmC in granule neuron nuclei, we found that BAP1 loss predominantly increases 5mC (Fig. 6A) and decreases 5hmC (Fig. 6B) within protein-coding loci. These changes are strongly anticorrelated: 78.7% of significantly altered genes gain 5mC while losing 5hmC, and 15% show the converse (Fig. 6C). Stratifying by chromatin state revealed that the direction of change is dictated by the underlying compartment. Active promoters (H3K4me3) and enhancers (H3K27ac) gain 5mC (93% and 91%) and lose 5hmC (97% and 96%), whereas </w:t>
+      </w:r>
+      <w:proofErr w:type="spellStart"/>
+      <w:r>
+        <w:rPr>
+          <w:rFonts w:ascii="Arial" w:hAnsi="Arial" w:cs="Arial"/>
+          <w:sz w:val="22"/>
+          <w:szCs w:val="22"/>
+        </w:rPr>
+        <w:t>Polycomb</w:t>
+      </w:r>
+      <w:proofErr w:type="spellEnd"/>
+      <w:r>
+        <w:rPr>
+          <w:rFonts w:ascii="Arial" w:hAnsi="Arial" w:cs="Arial"/>
+          <w:sz w:val="22"/>
+          <w:szCs w:val="22"/>
+        </w:rPr>
+        <w:t>-repressed loci (H3K27me3) show the opposite pattern (93% lose 5mC, 88% gain 5hmC); bivalent promoters are split (Fig. 6D). Logistic modeling across candidate predictors identified change in H2Aub as the strongest determinant of 5hmC gain (OR &gt; 3), outperforming H3K27me3, while H3K27ac and chromatin accessibility were negatively associated (Fig. 6E). Thus, BAP1-dependent H2Aub redistribution predicts where the DNA methylome is remodeled.</w:t>
       </w:r>
     </w:p>
     <w:p>
@@ -7666,7 +8866,25 @@
           <w:sz w:val="22"/>
           <w:szCs w:val="22"/>
         </w:rPr>
-        <w:t>. MeCP2 CUT&amp;RUN signal in control cerebellum closely mirrors methyl-CH, not methyl-CG, when compared to published single-cell WGBS (Fig. 7A), establishing MeCP2 CUT&amp;RUN as a readout of neuronal mCH. In mutants, MeCP2 binding is markedly increased (7,029 peaks up, 18%; 1,594 down, 4%; Fig. 7B). At euchromatic loci such as Slc13a1, H2Aub gain and H3K27ac loss are accompanied by increased MeCP2 (Fig. 7C); at heterochromatic regions of Auts2, H2Aub, H3K27me3, and MeCP2 fall together (Fig. 7D). Genome-wide aggregate analysis confirms that MeCP2 rises across the 10,068 H2Aub-gained regions and falls across the 1,632 H2Aub-lost regions (Fig. 7E).</w:t>
+        <w:t xml:space="preserve">. MeCP2 CUT&amp;RUN signal in control cerebellum closely mirrors methyl-CH, not methyl-CG, when compared to published single-cell WGBS (Fig. 7A), establishing MeCP2 CUT&amp;RUN as a readout of neuronal </w:t>
+      </w:r>
+      <w:proofErr w:type="spellStart"/>
+      <w:r>
+        <w:rPr>
+          <w:rFonts w:ascii="Arial" w:hAnsi="Arial" w:cs="Arial"/>
+          <w:sz w:val="22"/>
+          <w:szCs w:val="22"/>
+        </w:rPr>
+        <w:t>mCH</w:t>
+      </w:r>
+      <w:proofErr w:type="spellEnd"/>
+      <w:r>
+        <w:rPr>
+          <w:rFonts w:ascii="Arial" w:hAnsi="Arial" w:cs="Arial"/>
+          <w:sz w:val="22"/>
+          <w:szCs w:val="22"/>
+        </w:rPr>
+        <w:t>. In mutants, MeCP2 binding is markedly increased (7,029 peaks up, 18%; 1,594 down, 4%; Fig. 7B). At euchromatic loci such as Slc13a1, H2Aub gain and H3K27ac loss are accompanied by increased MeCP2 (Fig. 7C); at heterochromatic regions of Auts2, H2Aub, H3K27me3, and MeCP2 fall together (Fig. 7D). Genome-wide aggregate analysis confirms that MeCP2 rises across the 10,068 H2Aub-gained regions and falls across the 1,632 H2Aub-lost regions (Fig. 7E).</w:t>
       </w:r>
     </w:p>
     <w:p>
@@ -7699,7 +8917,43 @@
           <w:sz w:val="22"/>
           <w:szCs w:val="22"/>
         </w:rPr>
-        <w:t>. We have validated EM-seq in adult cerebellum against both published snmC-seq and our own WGBS, demonstrating faithful recovery of the mCH landscape (Fig. 8) and establishing the base-resolution platform proposed in Aim 1.</w:t>
+        <w:t xml:space="preserve">. We have validated EM-seq in adult cerebellum against both published </w:t>
+      </w:r>
+      <w:proofErr w:type="spellStart"/>
+      <w:r>
+        <w:rPr>
+          <w:rFonts w:ascii="Arial" w:hAnsi="Arial" w:cs="Arial"/>
+          <w:sz w:val="22"/>
+          <w:szCs w:val="22"/>
+        </w:rPr>
+        <w:t>snmC</w:t>
+      </w:r>
+      <w:proofErr w:type="spellEnd"/>
+      <w:r>
+        <w:rPr>
+          <w:rFonts w:ascii="Arial" w:hAnsi="Arial" w:cs="Arial"/>
+          <w:sz w:val="22"/>
+          <w:szCs w:val="22"/>
+        </w:rPr>
+        <w:t xml:space="preserve">-seq and our own WGBS, demonstrating faithful recovery of the </w:t>
+      </w:r>
+      <w:proofErr w:type="spellStart"/>
+      <w:r>
+        <w:rPr>
+          <w:rFonts w:ascii="Arial" w:hAnsi="Arial" w:cs="Arial"/>
+          <w:sz w:val="22"/>
+          <w:szCs w:val="22"/>
+        </w:rPr>
+        <w:t>mCH</w:t>
+      </w:r>
+      <w:proofErr w:type="spellEnd"/>
+      <w:r>
+        <w:rPr>
+          <w:rFonts w:ascii="Arial" w:hAnsi="Arial" w:cs="Arial"/>
+          <w:sz w:val="22"/>
+          <w:szCs w:val="22"/>
+        </w:rPr>
+        <w:t xml:space="preserve"> landscape (Fig. 8) and establishing the base-resolution platform proposed in Aim 1.</w:t>
       </w:r>
     </w:p>
     <w:p>
@@ -7723,8 +8977,9 @@
           <w:sz w:val="22"/>
           <w:szCs w:val="22"/>
         </w:rPr>
+        <w:lastRenderedPageBreak/>
         <w:drawing>
-          <wp:anchor distT="0" distB="0" distL="114300" distR="114300" simplePos="0" relativeHeight="251663360" behindDoc="1" locked="0" layoutInCell="1" allowOverlap="1" wp14:anchorId="04981422" wp14:editId="73D97C19">
+          <wp:anchor distT="0" distB="0" distL="114300" distR="114300" simplePos="0" relativeHeight="251663360" behindDoc="1" locked="0" layoutInCell="1" allowOverlap="1" wp14:anchorId="04981422" wp14:editId="3E9E9DB5">
             <wp:simplePos x="0" y="0"/>
             <wp:positionH relativeFrom="column">
               <wp:posOffset>2221230</wp:posOffset>
@@ -7811,44 +9066,87 @@
           <w:sz w:val="22"/>
           <w:szCs w:val="22"/>
         </w:rPr>
-        <w:t xml:space="preserve"> We will profile H2Aub (CUT&amp;RUN), DNMT3A (ChIP-seq), and 5mC/5hmC (Biomodal evoC) in </w:t>
-      </w:r>
-      <w:r>
-        <w:rPr>
-          <w:rFonts w:ascii="Arial" w:eastAsia="Arial" w:hAnsi="Arial" w:cs="Arial"/>
-          <w:i/>
-          <w:iCs/>
-          <w:sz w:val="22"/>
-          <w:szCs w:val="22"/>
-        </w:rPr>
-        <w:t>Bap1</w:t>
-      </w:r>
-      <w:r>
-        <w:rPr>
-          <w:rFonts w:ascii="Arial" w:eastAsia="Arial" w:hAnsi="Arial" w:cs="Arial"/>
-          <w:i/>
-          <w:iCs/>
-          <w:sz w:val="22"/>
-          <w:szCs w:val="22"/>
-          <w:vertAlign w:val="superscript"/>
-        </w:rPr>
-        <w:t>fl/fl</w:t>
-      </w:r>
-      <w:r>
-        <w:rPr>
-          <w:rFonts w:ascii="Arial" w:eastAsia="Arial" w:hAnsi="Arial" w:cs="Arial"/>
-          <w:sz w:val="22"/>
-          <w:szCs w:val="22"/>
-        </w:rPr>
-        <w:t>,Math1-cre</w:t>
-      </w:r>
-      <w:r>
-        <w:rPr>
-          <w:rFonts w:ascii="Arial" w:hAnsi="Arial" w:cs="Arial"/>
-          <w:sz w:val="22"/>
-          <w:szCs w:val="22"/>
-        </w:rPr>
-        <w:t xml:space="preserve"> and littermate control cerebella at P7, P12, P21, and adult (P60), spanning the window in which granule neurons complete postmitotic maturation. For loci that gain or lose H2Aub in the mutant, we will use cross-correlation and lag analysis across the time course to ask whether DNMT3A occupancy and methylation change track, and follow, H2Aub redistribution rather than co-occur with or precede it.</w:t>
+        <w:t xml:space="preserve"> </w:t>
+      </w:r>
+      <w:r>
+        <w:rPr>
+          <w:rFonts w:ascii="Arial" w:hAnsi="Arial" w:cs="Arial"/>
+          <w:sz w:val="22"/>
+          <w:szCs w:val="22"/>
+        </w:rPr>
+        <w:t>We will profile H2Aub (CUT&amp;RUN), DNMT3A (</w:t>
+      </w:r>
+      <w:proofErr w:type="spellStart"/>
+      <w:r>
+        <w:rPr>
+          <w:rFonts w:ascii="Arial" w:hAnsi="Arial" w:cs="Arial"/>
+          <w:sz w:val="22"/>
+          <w:szCs w:val="22"/>
+        </w:rPr>
+        <w:t>ChIP</w:t>
+      </w:r>
+      <w:proofErr w:type="spellEnd"/>
+      <w:r>
+        <w:rPr>
+          <w:rFonts w:ascii="Arial" w:hAnsi="Arial" w:cs="Arial"/>
+          <w:sz w:val="22"/>
+          <w:szCs w:val="22"/>
+        </w:rPr>
+        <w:t>-seq), and 5mC/5hmC (</w:t>
+      </w:r>
+      <w:proofErr w:type="spellStart"/>
+      <w:r>
+        <w:rPr>
+          <w:rFonts w:ascii="Arial" w:hAnsi="Arial" w:cs="Arial"/>
+          <w:sz w:val="22"/>
+          <w:szCs w:val="22"/>
+        </w:rPr>
+        <w:t>Biomodal</w:t>
+      </w:r>
+      <w:proofErr w:type="spellEnd"/>
+      <w:r>
+        <w:rPr>
+          <w:rFonts w:ascii="Arial" w:hAnsi="Arial" w:cs="Arial"/>
+          <w:sz w:val="22"/>
+          <w:szCs w:val="22"/>
+        </w:rPr>
+        <w:t xml:space="preserve"> </w:t>
+      </w:r>
+      <w:proofErr w:type="spellStart"/>
+      <w:r>
+        <w:rPr>
+          <w:rFonts w:ascii="Arial" w:hAnsi="Arial" w:cs="Arial"/>
+          <w:sz w:val="22"/>
+          <w:szCs w:val="22"/>
+        </w:rPr>
+        <w:t>evoC</w:t>
+      </w:r>
+      <w:proofErr w:type="spellEnd"/>
+      <w:r>
+        <w:rPr>
+          <w:rFonts w:ascii="Arial" w:hAnsi="Arial" w:cs="Arial"/>
+          <w:sz w:val="22"/>
+          <w:szCs w:val="22"/>
+        </w:rPr>
+        <w:t>) in Bap1fl/</w:t>
+      </w:r>
+      <w:proofErr w:type="gramStart"/>
+      <w:r>
+        <w:rPr>
+          <w:rFonts w:ascii="Arial" w:hAnsi="Arial" w:cs="Arial"/>
+          <w:sz w:val="22"/>
+          <w:szCs w:val="22"/>
+        </w:rPr>
+        <w:t>fl,Math</w:t>
+      </w:r>
+      <w:proofErr w:type="gramEnd"/>
+      <w:r>
+        <w:rPr>
+          <w:rFonts w:ascii="Arial" w:hAnsi="Arial" w:cs="Arial"/>
+          <w:sz w:val="22"/>
+          <w:szCs w:val="22"/>
+        </w:rPr>
+        <w:t>1-cre and littermate control cerebella at P7, P12, P21, and adult (P60), spanning the window in which granule neurons complete postmitotic maturation. At each timepoint, we will test for differential methylation using the modality XPLR analysis pipeline, which fits a binomial logistic regression per region and tests the genotype coefficient by Wald test, with sex as a covariate. The model tests 5mC and 5hmC independently across six GENCODE vM25 annotation classes (gene bodies, promoters, CpG islands, CpG shores, CpG shelves, and TSS regions), with significance defined by Benjamini-Hochberg FDR at q &lt; 0.05. We will classify genes significant in both 5mC and 5hmC by the direction of change in each context: we predict that loci that gain H2Aub will show coordinated 5mC increase and 5hmC decrease — the signature of impaired TET-mediated demethylation — while loci that lose H2Aub will show the reciprocal pattern. To ask whether DNMT3A occupancy and methylation change follow H2Aub redistribution rather than co-occur with or precede it, we will run the differential analyses at each timepoint independently and record the earliest timepoint at which each mark (H2Aub, DNMT3A, 5mC/5hmC) first reaches significance at each gene. We will test by permutation whether the predicted ordering — H2Aub before DNMT3A, DNMT3A before methylation change — occurs more frequently than expected by chance.</w:t>
       </w:r>
     </w:p>
     <w:p>
@@ -7879,24 +9177,187 @@
           <w:szCs w:val="22"/>
           <w:u w:val="single"/>
         </w:rPr>
-        <w:t>2: Profile non-CG methylation (mCH) across the same time course.</w:t>
-      </w:r>
-      <w:r>
-        <w:rPr>
-          <w:rFonts w:ascii="Arial" w:hAnsi="Arial" w:cs="Arial"/>
-          <w:sz w:val="22"/>
-          <w:szCs w:val="22"/>
-        </w:rPr>
-        <w:t xml:space="preserve"> Because mCH is a neuronally enriched, DNMT3A-dependent mark rarely profiled at this resolution in a disease model, we will apply Enzymatic Methyl-seq to the same </w:t>
-      </w:r>
-      <w:r>
-        <w:rPr>
-          <w:rFonts w:ascii="Arial" w:hAnsi="Arial" w:cs="Arial"/>
-          <w:sz w:val="22"/>
-          <w:szCs w:val="22"/>
-        </w:rPr>
-        <w:lastRenderedPageBreak/>
-        <w:t>P7–adult time course to determine whether mCH accrual is redirected toward loci that gain H2Aub and DNMT3A occupancy, and lost at loci that lose them, in parallel with the CG methylation changes captured by evoC.</w:t>
+        <w:t>2: Profile non-CG methylation (</w:t>
+      </w:r>
+      <w:proofErr w:type="spellStart"/>
+      <w:r>
+        <w:rPr>
+          <w:rFonts w:ascii="Arial" w:hAnsi="Arial" w:cs="Arial"/>
+          <w:sz w:val="22"/>
+          <w:szCs w:val="22"/>
+          <w:u w:val="single"/>
+        </w:rPr>
+        <w:t>mCH</w:t>
+      </w:r>
+      <w:proofErr w:type="spellEnd"/>
+      <w:r>
+        <w:rPr>
+          <w:rFonts w:ascii="Arial" w:hAnsi="Arial" w:cs="Arial"/>
+          <w:sz w:val="22"/>
+          <w:szCs w:val="22"/>
+          <w:u w:val="single"/>
+        </w:rPr>
+        <w:t>) across the same time course.</w:t>
+      </w:r>
+      <w:r>
+        <w:rPr>
+          <w:rFonts w:ascii="Arial" w:hAnsi="Arial" w:cs="Arial"/>
+          <w:sz w:val="22"/>
+          <w:szCs w:val="22"/>
+        </w:rPr>
+        <w:t xml:space="preserve"> </w:t>
+      </w:r>
+      <w:r>
+        <w:rPr>
+          <w:rFonts w:ascii="Arial" w:hAnsi="Arial" w:cs="Arial"/>
+          <w:sz w:val="22"/>
+          <w:szCs w:val="22"/>
+        </w:rPr>
+        <w:t>Profile non-CG methylation (</w:t>
+      </w:r>
+      <w:proofErr w:type="spellStart"/>
+      <w:r>
+        <w:rPr>
+          <w:rFonts w:ascii="Arial" w:hAnsi="Arial" w:cs="Arial"/>
+          <w:sz w:val="22"/>
+          <w:szCs w:val="22"/>
+        </w:rPr>
+        <w:t>mCH</w:t>
+      </w:r>
+      <w:proofErr w:type="spellEnd"/>
+      <w:r>
+        <w:rPr>
+          <w:rFonts w:ascii="Arial" w:hAnsi="Arial" w:cs="Arial"/>
+          <w:sz w:val="22"/>
+          <w:szCs w:val="22"/>
+        </w:rPr>
+        <w:t xml:space="preserve">) across the same time course. Because </w:t>
+      </w:r>
+      <w:proofErr w:type="spellStart"/>
+      <w:r>
+        <w:rPr>
+          <w:rFonts w:ascii="Arial" w:hAnsi="Arial" w:cs="Arial"/>
+          <w:sz w:val="22"/>
+          <w:szCs w:val="22"/>
+        </w:rPr>
+        <w:t>mCH</w:t>
+      </w:r>
+      <w:proofErr w:type="spellEnd"/>
+      <w:r>
+        <w:rPr>
+          <w:rFonts w:ascii="Arial" w:hAnsi="Arial" w:cs="Arial"/>
+          <w:sz w:val="22"/>
+          <w:szCs w:val="22"/>
+        </w:rPr>
+        <w:t xml:space="preserve"> is a neuronally enriched, DNMT3A-dependent mark rarely profiled at this resolution in a disease model, we will apply Enzymatic Methyl-seq to the same P7–adult time course to determine whether </w:t>
+      </w:r>
+      <w:proofErr w:type="spellStart"/>
+      <w:r>
+        <w:rPr>
+          <w:rFonts w:ascii="Arial" w:hAnsi="Arial" w:cs="Arial"/>
+          <w:sz w:val="22"/>
+          <w:szCs w:val="22"/>
+        </w:rPr>
+        <w:t>mCH</w:t>
+      </w:r>
+      <w:proofErr w:type="spellEnd"/>
+      <w:r>
+        <w:rPr>
+          <w:rFonts w:ascii="Arial" w:hAnsi="Arial" w:cs="Arial"/>
+          <w:sz w:val="22"/>
+          <w:szCs w:val="22"/>
+        </w:rPr>
+        <w:t xml:space="preserve"> accrual is redirected toward loci that gain H2Aub and DNMT3A occupancy, and lost at loci that lose them, in parallel with the CG methylation changes captured by </w:t>
+      </w:r>
+      <w:proofErr w:type="spellStart"/>
+      <w:r>
+        <w:rPr>
+          <w:rFonts w:ascii="Arial" w:hAnsi="Arial" w:cs="Arial"/>
+          <w:sz w:val="22"/>
+          <w:szCs w:val="22"/>
+        </w:rPr>
+        <w:t>evoC</w:t>
+      </w:r>
+      <w:proofErr w:type="spellEnd"/>
+      <w:r>
+        <w:rPr>
+          <w:rFonts w:ascii="Arial" w:hAnsi="Arial" w:cs="Arial"/>
+          <w:sz w:val="22"/>
+          <w:szCs w:val="22"/>
+        </w:rPr>
+        <w:t xml:space="preserve">. We will quantify </w:t>
+      </w:r>
+      <w:proofErr w:type="spellStart"/>
+      <w:r>
+        <w:rPr>
+          <w:rFonts w:ascii="Arial" w:hAnsi="Arial" w:cs="Arial"/>
+          <w:sz w:val="22"/>
+          <w:szCs w:val="22"/>
+        </w:rPr>
+        <w:t>mCH</w:t>
+      </w:r>
+      <w:proofErr w:type="spellEnd"/>
+      <w:r>
+        <w:rPr>
+          <w:rFonts w:ascii="Arial" w:hAnsi="Arial" w:cs="Arial"/>
+          <w:sz w:val="22"/>
+          <w:szCs w:val="22"/>
+        </w:rPr>
+        <w:t xml:space="preserve"> at the gene-body level by aggregating all CH (CHH and CHG) sites within each GENCODE vM25 protein-coding gene body per sample. We will test differential gene-body </w:t>
+      </w:r>
+      <w:proofErr w:type="spellStart"/>
+      <w:r>
+        <w:rPr>
+          <w:rFonts w:ascii="Arial" w:hAnsi="Arial" w:cs="Arial"/>
+          <w:sz w:val="22"/>
+          <w:szCs w:val="22"/>
+        </w:rPr>
+        <w:t>mCH</w:t>
+      </w:r>
+      <w:proofErr w:type="spellEnd"/>
+      <w:r>
+        <w:rPr>
+          <w:rFonts w:ascii="Arial" w:hAnsi="Arial" w:cs="Arial"/>
+          <w:sz w:val="22"/>
+          <w:szCs w:val="22"/>
+        </w:rPr>
+        <w:t xml:space="preserve"> using the </w:t>
+      </w:r>
+      <w:proofErr w:type="spellStart"/>
+      <w:r>
+        <w:rPr>
+          <w:rFonts w:ascii="Arial" w:hAnsi="Arial" w:cs="Arial"/>
+          <w:sz w:val="22"/>
+          <w:szCs w:val="22"/>
+        </w:rPr>
+        <w:t>edgeR</w:t>
+      </w:r>
+      <w:proofErr w:type="spellEnd"/>
+      <w:r>
+        <w:rPr>
+          <w:rFonts w:ascii="Arial" w:hAnsi="Arial" w:cs="Arial"/>
+          <w:sz w:val="22"/>
+          <w:szCs w:val="22"/>
+        </w:rPr>
+        <w:t xml:space="preserve"> quasi-likelihood F-test (Benjamini-Hochberg FDR q &lt; 0.05), with genotype and sex as biological covariates and log(</w:t>
+      </w:r>
+      <w:proofErr w:type="spellStart"/>
+      <w:r>
+        <w:rPr>
+          <w:rFonts w:ascii="Arial" w:hAnsi="Arial" w:cs="Arial"/>
+          <w:sz w:val="22"/>
+          <w:szCs w:val="22"/>
+        </w:rPr>
+        <w:t>total_coverage</w:t>
+      </w:r>
+      <w:proofErr w:type="spellEnd"/>
+      <w:r>
+        <w:rPr>
+          <w:rFonts w:ascii="Arial" w:hAnsi="Arial" w:cs="Arial"/>
+          <w:sz w:val="22"/>
+          <w:szCs w:val="22"/>
+        </w:rPr>
+        <w:t>) as a per-gene offset. We will incorporate the per-sample conversion rate at lambda phage CH sites as a technical covariate to adjust for between-sample differences in enzymatic conversion efficiency.</w:t>
       </w:r>
     </w:p>
     <w:p>
@@ -7947,23 +9408,62 @@
           <w:szCs w:val="22"/>
           <w:vertAlign w:val="superscript"/>
         </w:rPr>
-        <w:t>fl/fl</w:t>
-      </w:r>
-      <w:r>
-        <w:rPr>
-          <w:rFonts w:ascii="Arial" w:eastAsia="Arial" w:hAnsi="Arial" w:cs="Arial"/>
-          <w:sz w:val="22"/>
-          <w:szCs w:val="22"/>
-        </w:rPr>
-        <w:t xml:space="preserve">,Math1-cre </w:t>
-      </w:r>
-      <w:r>
-        <w:rPr>
-          <w:rFonts w:ascii="Arial" w:hAnsi="Arial" w:cs="Arial"/>
-          <w:sz w:val="22"/>
-          <w:szCs w:val="22"/>
-        </w:rPr>
-        <w:t>background to generate Bap1;Dnmt3a double conditional mutants and ask whether Dnmt3a loss blocks the methylation changes that follow H2Aub redistribution at the sites mapped in Aim 1.1–1.2. Because our model predicts that methylation is itself instructive for the downstream loss of H3K27ac (Significance, Innovation), we will also profile H3K27ac and MeCP2 occupancy in this double mutant to test whether removing DNMT3A blunts the disproportionate H3K27ac loss observed with Bap1 loss alone, directly linking the upstream chromatin lesion to its downstream transcriptional consequence.</w:t>
+        <w:t>fl/</w:t>
+      </w:r>
+      <w:proofErr w:type="gramStart"/>
+      <w:r>
+        <w:rPr>
+          <w:rFonts w:ascii="Arial" w:eastAsia="Arial" w:hAnsi="Arial" w:cs="Arial"/>
+          <w:i/>
+          <w:iCs/>
+          <w:sz w:val="22"/>
+          <w:szCs w:val="22"/>
+          <w:vertAlign w:val="superscript"/>
+        </w:rPr>
+        <w:t>fl</w:t>
+      </w:r>
+      <w:r>
+        <w:rPr>
+          <w:rFonts w:ascii="Arial" w:eastAsia="Arial" w:hAnsi="Arial" w:cs="Arial"/>
+          <w:sz w:val="22"/>
+          <w:szCs w:val="22"/>
+        </w:rPr>
+        <w:t>,Math</w:t>
+      </w:r>
+      <w:proofErr w:type="gramEnd"/>
+      <w:r>
+        <w:rPr>
+          <w:rFonts w:ascii="Arial" w:eastAsia="Arial" w:hAnsi="Arial" w:cs="Arial"/>
+          <w:sz w:val="22"/>
+          <w:szCs w:val="22"/>
+        </w:rPr>
+        <w:t xml:space="preserve">1-cre </w:t>
+      </w:r>
+      <w:r>
+        <w:rPr>
+          <w:rFonts w:ascii="Arial" w:hAnsi="Arial" w:cs="Arial"/>
+          <w:sz w:val="22"/>
+          <w:szCs w:val="22"/>
+        </w:rPr>
+        <w:t>background to generate Bap</w:t>
+      </w:r>
+      <w:proofErr w:type="gramStart"/>
+      <w:r>
+        <w:rPr>
+          <w:rFonts w:ascii="Arial" w:hAnsi="Arial" w:cs="Arial"/>
+          <w:sz w:val="22"/>
+          <w:szCs w:val="22"/>
+        </w:rPr>
+        <w:t>1;Dnmt</w:t>
+      </w:r>
+      <w:proofErr w:type="gramEnd"/>
+      <w:r>
+        <w:rPr>
+          <w:rFonts w:ascii="Arial" w:hAnsi="Arial" w:cs="Arial"/>
+          <w:sz w:val="22"/>
+          <w:szCs w:val="22"/>
+        </w:rPr>
+        <w:t>3a double conditional mutants and ask whether Dnmt3a loss blocks the methylation changes that follow H2Aub redistribution at the sites mapped in Aim 1.1–1.2. Because our model predicts that methylation is itself instructive for the downstream loss of H3K27ac (Significance, Innovation), we will also profile H3K27ac and MeCP2 occupancy in this double mutant to test whether removing DNMT3A blunts the disproportionate H3K27ac loss observed with Bap1 loss alone, directly linking the upstream chromatin lesion to its downstream transcriptional consequence.</w:t>
       </w:r>
     </w:p>
     <w:p>
@@ -7995,7 +9495,52 @@
           <w:sz w:val="22"/>
           <w:szCs w:val="22"/>
         </w:rPr>
-        <w:t xml:space="preserve"> We expect H2Aub redistribution to precede changes in DNMT3A occupancy, which in turn precede changes in 5mC, 5hmC, and mCH, consistent with an instructed rather than an independently regulated methylome, and we expect Dnmt3a loss to blunt both the methylation changes and the associated H3K27ac loss at H2Aub-redistributed loci. A caveat is that temporal precedence alone is correlative; the Dnmt3a conditional cross provides the genetic, causal test and is therefore central to this aim. A related caveat is functional redundancy with DNMT3B, which is expressed at low levels in neurons; if Dnmt3a loss only partially blocks methylation change, we will assess Dnmt3b expression and occupancy by CUT&amp;RUN and, if warranted, generate Dnmt3a;Dnmt3b double conditional mutants. If DNMT3A occupancy or methylation change fails to follow H2Aub redistribution in the predicted order, this would argue against a strict instructive hierarchy and instead support a model of parallel, co-regulated chromatin and DNA methylation change — a distinction our densely sampled time course is well powered to make, and one that would itself refine the model tested in Aims 2 and 3.</w:t>
+        <w:t xml:space="preserve"> We expect H2Aub redistribution to precede changes in DNMT3A occupancy, which in turn precede changes in 5mC, 5hmC, and </w:t>
+      </w:r>
+      <w:proofErr w:type="spellStart"/>
+      <w:r>
+        <w:rPr>
+          <w:rFonts w:ascii="Arial" w:hAnsi="Arial" w:cs="Arial"/>
+          <w:sz w:val="22"/>
+          <w:szCs w:val="22"/>
+        </w:rPr>
+        <w:t>mCH</w:t>
+      </w:r>
+      <w:proofErr w:type="spellEnd"/>
+      <w:r>
+        <w:rPr>
+          <w:rFonts w:ascii="Arial" w:hAnsi="Arial" w:cs="Arial"/>
+          <w:sz w:val="22"/>
+          <w:szCs w:val="22"/>
+        </w:rPr>
+        <w:t>, consistent with an instructed rather than an independently regulated methylome, and we expect Dnmt3a loss to blunt both the methylation changes and the associated H3K27ac loss at H2Aub-redistributed loci. A caveat is that temporal precedence alone is correlative; the Dnmt3a conditional cross provides the genetic, causal test and is therefore central to this aim. A related caveat is functional redundancy with DNMT3B, which is expressed at low levels in neurons; if Dnmt3a loss only partially blocks methylation change, we will assess Dnmt3b expression and occupancy by CUT&amp;RUN and, if warranted, generate Dnmt3</w:t>
+      </w:r>
+      <w:proofErr w:type="gramStart"/>
+      <w:r>
+        <w:rPr>
+          <w:rFonts w:ascii="Arial" w:hAnsi="Arial" w:cs="Arial"/>
+          <w:sz w:val="22"/>
+          <w:szCs w:val="22"/>
+        </w:rPr>
+        <w:t>a;Dnmt</w:t>
+      </w:r>
+      <w:proofErr w:type="gramEnd"/>
+      <w:r>
+        <w:rPr>
+          <w:rFonts w:ascii="Arial" w:hAnsi="Arial" w:cs="Arial"/>
+          <w:sz w:val="22"/>
+          <w:szCs w:val="22"/>
+        </w:rPr>
+        <w:t xml:space="preserve">3b double conditional mutants. If DNMT3A occupancy or methylation change fails to follow H2Aub redistribution in the predicted order, this would argue against a strict instructive hierarchy and instead support a model of parallel, co-regulated chromatin and DNA </w:t>
+      </w:r>
+      <w:r>
+        <w:rPr>
+          <w:rFonts w:ascii="Arial" w:hAnsi="Arial" w:cs="Arial"/>
+          <w:sz w:val="22"/>
+          <w:szCs w:val="22"/>
+        </w:rPr>
+        <w:lastRenderedPageBreak/>
+        <w:t>methylation change — a distinction our densely sampled time course is well powered to make, and one that would itself refine the model tested in Aims 2 and 3.</w:t>
       </w:r>
     </w:p>
     <w:p>
@@ -8084,7 +9629,25 @@
           <w:sz w:val="22"/>
           <w:szCs w:val="22"/>
         </w:rPr>
-        <w:t xml:space="preserve"> Aim 1 establishes the H2Aub-DNMT3A-methylation hierarchy using a mouse Bap1 null allele. Patients, however, carry heterozygous missense mutations in the BAP1 UCH catalytic domain, not complete loss of function, and neurodevelopmental disease mechanism is best tested in a human, isogenic background that removes confounds of genetic variation between patients and controls. This aim tests whether the mechanism defined in Aim 1 generalizes to disease-relevant human mutations, converting a mouse loss-of-function mechanism into direct evidence relevant to BAP1/Küry-Isidor syndrome and moving the model from correlation to causation in a human cellular system.</w:t>
+        <w:t xml:space="preserve"> Aim 1 establishes the H2Aub-DNMT3A-methylation hierarchy using a mouse Bap1 null allele. Patients, however, carry heterozygous missense mutations in the BAP1 UCH catalytic domain, not complete loss of function, and neurodevelopmental disease mechanism is best tested in a human, isogenic background that removes confounds of genetic variation between patients and controls. This aim tests whether the mechanism defined in Aim 1 generalizes to disease-relevant human mutations, converting a mouse loss-of-function mechanism into direct evidence relevant to BAP1/</w:t>
+      </w:r>
+      <w:proofErr w:type="spellStart"/>
+      <w:r>
+        <w:rPr>
+          <w:rFonts w:ascii="Arial" w:hAnsi="Arial" w:cs="Arial"/>
+          <w:sz w:val="22"/>
+          <w:szCs w:val="22"/>
+        </w:rPr>
+        <w:t>Küry</w:t>
+      </w:r>
+      <w:proofErr w:type="spellEnd"/>
+      <w:r>
+        <w:rPr>
+          <w:rFonts w:ascii="Arial" w:hAnsi="Arial" w:cs="Arial"/>
+          <w:sz w:val="22"/>
+          <w:szCs w:val="22"/>
+        </w:rPr>
+        <w:t>-Isidor syndrome and moving the model from correlation to causation in a human cellular system.</w:t>
       </w:r>
     </w:p>
     <w:p>
@@ -8543,7 +10106,25 @@
           <w:sz w:val="22"/>
           <w:szCs w:val="22"/>
         </w:rPr>
-        <w:t xml:space="preserve"> H2AK119ub deubiquitination in a heterologous rescue assay</w:t>
+        <w:t xml:space="preserve"> H2AK119ub </w:t>
+      </w:r>
+      <w:proofErr w:type="spellStart"/>
+      <w:r>
+        <w:rPr>
+          <w:rFonts w:ascii="Arial" w:hAnsi="Arial" w:cs="Arial"/>
+          <w:sz w:val="22"/>
+          <w:szCs w:val="22"/>
+        </w:rPr>
+        <w:t>deubiquitination</w:t>
+      </w:r>
+      <w:proofErr w:type="spellEnd"/>
+      <w:r>
+        <w:rPr>
+          <w:rFonts w:ascii="Arial" w:hAnsi="Arial" w:cs="Arial"/>
+          <w:sz w:val="22"/>
+          <w:szCs w:val="22"/>
+        </w:rPr>
+        <w:t xml:space="preserve"> in a heterologous rescue assay</w:t>
       </w:r>
       <w:r>
         <w:rPr>
@@ -8742,16 +10323,7 @@
           <w:sz w:val="22"/>
           <w:szCs w:val="22"/>
         </w:rPr>
-        <w:t xml:space="preserve"> We will differentiate isogenic lines into excitatory neurons and profile H2Aub, H3K27ac, and H3K27me3 by CUT&amp;RUN </w:t>
-      </w:r>
-      <w:r>
-        <w:rPr>
-          <w:rFonts w:ascii="Arial" w:hAnsi="Arial" w:cs="Arial"/>
-          <w:sz w:val="22"/>
-          <w:szCs w:val="22"/>
-        </w:rPr>
-        <w:lastRenderedPageBreak/>
-        <w:t xml:space="preserve">alongside RNA-seq at serial time points across differentiation, testing whether patient mutations reproduce the euchromatin/heterochromatin blurring — H2Aub and H3K27me3 gain with H3K27ac loss at euchromatic genes, and the reciprocal pattern at heterochromatic loci — that we observe in </w:t>
+        <w:t xml:space="preserve"> We will differentiate isogenic lines into excitatory neurons and profile H2Aub, H3K27ac, and H3K27me3 by CUT&amp;RUN alongside RNA-seq at serial time points across differentiation, testing whether patient mutations reproduce the euchromatin/heterochromatin blurring — H2Aub and H3K27me3 gain with H3K27ac loss at euchromatic genes, and the reciprocal pattern at heterochromatic loci — that we observe in </w:t>
       </w:r>
       <w:r>
         <w:rPr>
@@ -8772,15 +10344,36 @@
           <w:szCs w:val="22"/>
           <w:vertAlign w:val="superscript"/>
         </w:rPr>
-        <w:t>fl/fl</w:t>
-      </w:r>
-      <w:r>
-        <w:rPr>
-          <w:rFonts w:ascii="Arial" w:eastAsia="Arial" w:hAnsi="Arial" w:cs="Arial"/>
-          <w:sz w:val="22"/>
-          <w:szCs w:val="22"/>
-        </w:rPr>
-        <w:t xml:space="preserve">,Math1-cre </w:t>
+        <w:t>fl/</w:t>
+      </w:r>
+      <w:proofErr w:type="gramStart"/>
+      <w:r>
+        <w:rPr>
+          <w:rFonts w:ascii="Arial" w:eastAsia="Arial" w:hAnsi="Arial" w:cs="Arial"/>
+          <w:i/>
+          <w:iCs/>
+          <w:sz w:val="22"/>
+          <w:szCs w:val="22"/>
+          <w:vertAlign w:val="superscript"/>
+        </w:rPr>
+        <w:t>fl</w:t>
+      </w:r>
+      <w:r>
+        <w:rPr>
+          <w:rFonts w:ascii="Arial" w:eastAsia="Arial" w:hAnsi="Arial" w:cs="Arial"/>
+          <w:sz w:val="22"/>
+          <w:szCs w:val="22"/>
+        </w:rPr>
+        <w:t>,Math</w:t>
+      </w:r>
+      <w:proofErr w:type="gramEnd"/>
+      <w:r>
+        <w:rPr>
+          <w:rFonts w:ascii="Arial" w:eastAsia="Arial" w:hAnsi="Arial" w:cs="Arial"/>
+          <w:sz w:val="22"/>
+          <w:szCs w:val="22"/>
+        </w:rPr>
+        <w:t xml:space="preserve">1-cre </w:t>
       </w:r>
       <w:r>
         <w:rPr>
@@ -8818,7 +10411,25 @@
           <w:sz w:val="22"/>
           <w:szCs w:val="22"/>
         </w:rPr>
-        <w:t xml:space="preserve"> We will apply evoC, Enzymatic Methyl-seq, and MeCP2 CUT&amp;RUN to the same differentiation time course, extending culture duration as needed to capture the slow accrual of non-CG methylation during neuronal maturation. Concordant, direction-matched changes in methylation and MeCP2 occupancy at loci that gain or lose H2Aub will establish that BAP1 controls the neuronal methylome through H2Aub in a human, disease-relevant genetic background.</w:t>
+        <w:t xml:space="preserve"> We will apply </w:t>
+      </w:r>
+      <w:proofErr w:type="spellStart"/>
+      <w:r>
+        <w:rPr>
+          <w:rFonts w:ascii="Arial" w:hAnsi="Arial" w:cs="Arial"/>
+          <w:sz w:val="22"/>
+          <w:szCs w:val="22"/>
+        </w:rPr>
+        <w:t>evoC</w:t>
+      </w:r>
+      <w:proofErr w:type="spellEnd"/>
+      <w:r>
+        <w:rPr>
+          <w:rFonts w:ascii="Arial" w:hAnsi="Arial" w:cs="Arial"/>
+          <w:sz w:val="22"/>
+          <w:szCs w:val="22"/>
+        </w:rPr>
+        <w:t>, Enzymatic Methyl-seq, and MeCP2 CUT&amp;RUN to the same differentiation time course, extending culture duration as needed to capture the slow accrual of non-CG methylation during neuronal maturation. Concordant, direction-matched changes in methylation and MeCP2 occupancy at loci that gain or lose H2Aub will establish that BAP1 controls the neuronal methylome through H2Aub in a human, disease-relevant genetic background.</w:t>
       </w:r>
     </w:p>
     <w:p>
@@ -8842,6 +10453,7 @@
           <w:sz w:val="22"/>
           <w:szCs w:val="22"/>
         </w:rPr>
+        <w:lastRenderedPageBreak/>
         <w:drawing>
           <wp:anchor distT="0" distB="0" distL="114300" distR="114300" simplePos="0" relativeHeight="251664384" behindDoc="1" locked="0" layoutInCell="1" allowOverlap="1" wp14:anchorId="32621911" wp14:editId="47A63C55">
             <wp:simplePos x="0" y="0"/>
@@ -8921,7 +10533,43 @@
           <w:sz w:val="22"/>
           <w:szCs w:val="22"/>
         </w:rPr>
-        <w:t xml:space="preserve"> We expect patient UCH-domain mutations to reproduce the mouse cascade — H2Aub redistribution, reciprocal methylation change, MeCP2 redistribution, and H3K27ac loss — in human neurons, with the two mutations producing concordant changes that may differ in magnitude, consistent with an allelic series. A significant caveat of iPSC-neuron models is differentiation heterogeneity and relative immaturity compared to neurons in vivo; we address this with a synchronized, inducible NGN2 system, independent isogenic clones per genotype, and extended culture duration, since mCH accrual requires weeks to months of maturation in vitro as in vivo. If human neurons fail to show the mouse-concordant cascade despite adequate maturation, this would indicate a species-specific difference in DNMT3A regulation or in the H2Aub-DNMT3A biochemical interaction — a possibility our time-resolved design can distinguish from an immaturity artifact, and one that would itself be an important finding about the limits of cross-species conservation of this pathway.</w:t>
+        <w:t xml:space="preserve"> We expect patient UCH-domain mutations to reproduce the mouse cascade — H2Aub redistribution, reciprocal methylation change, MeCP2 redistribution, and H3K27ac loss — in human neurons, with the two mutations producing concordant changes that may differ in magnitude, consistent with an allelic series. A significant caveat of iPSC-neuron models is differentiation heterogeneity and relative immaturity compared to neurons in vivo; we address this with a synchronized, inducible NGN2 system, independent isogenic clones per genotype, and extended culture duration, since </w:t>
+      </w:r>
+      <w:proofErr w:type="spellStart"/>
+      <w:r>
+        <w:rPr>
+          <w:rFonts w:ascii="Arial" w:hAnsi="Arial" w:cs="Arial"/>
+          <w:sz w:val="22"/>
+          <w:szCs w:val="22"/>
+        </w:rPr>
+        <w:t>mCH</w:t>
+      </w:r>
+      <w:proofErr w:type="spellEnd"/>
+      <w:r>
+        <w:rPr>
+          <w:rFonts w:ascii="Arial" w:hAnsi="Arial" w:cs="Arial"/>
+          <w:sz w:val="22"/>
+          <w:szCs w:val="22"/>
+        </w:rPr>
+        <w:t xml:space="preserve"> accrual requires weeks to months of maturation in vitro as in vivo. If human neurons fail to show the mouse-concordant cascade despite adequate maturation, this </w:t>
+      </w:r>
+      <w:proofErr w:type="gramStart"/>
+      <w:r>
+        <w:rPr>
+          <w:rFonts w:ascii="Arial" w:hAnsi="Arial" w:cs="Arial"/>
+          <w:sz w:val="22"/>
+          <w:szCs w:val="22"/>
+        </w:rPr>
+        <w:t>would</w:t>
+      </w:r>
+      <w:proofErr w:type="gramEnd"/>
+      <w:r>
+        <w:rPr>
+          <w:rFonts w:ascii="Arial" w:hAnsi="Arial" w:cs="Arial"/>
+          <w:sz w:val="22"/>
+          <w:szCs w:val="22"/>
+        </w:rPr>
+        <w:t xml:space="preserve"> indicate a species-specific difference in DNMT3A regulation or in the H2Aub-DNMT3A biochemical interaction — a possibility our time-resolved design can distinguish from an immaturity artifact, and one that would itself be an important finding about the limits of cross-species conservation of this pathway.</w:t>
       </w:r>
     </w:p>
     <w:p>
@@ -8989,16 +10637,25 @@
           <w:sz w:val="22"/>
           <w:szCs w:val="22"/>
         </w:rPr>
-        <w:t xml:space="preserve"> Aims 1 and 2 establish that BAP1 loss redirects non-CG methylation as a consequence of H2Aub redistribution, in mouse and human neurons respectively, but neither establishes that this methylation change is functionally required for any neurological phenotype rather than an accompanying correlate. This aim </w:t>
-      </w:r>
-      <w:r>
-        <w:rPr>
-          <w:rFonts w:ascii="Arial" w:hAnsi="Arial" w:cs="Arial"/>
-          <w:sz w:val="22"/>
-          <w:szCs w:val="22"/>
-        </w:rPr>
-        <w:lastRenderedPageBreak/>
-        <w:t xml:space="preserve">performs an in vivo epistasis test: partially reducing non-CG methylation on a Bap1-mutant background isolates whether this specific molecular change is causally sufficient to modify a defined, patient-relevant phenotype. We focus on seizures because, unlike the developmental delay and broader behavioral abnormalities also present in </w:t>
+        <w:t xml:space="preserve"> Aims 1 and 2 establish that BAP1 loss redirects non-CG methylation </w:t>
+      </w:r>
+      <w:proofErr w:type="gramStart"/>
+      <w:r>
+        <w:rPr>
+          <w:rFonts w:ascii="Arial" w:hAnsi="Arial" w:cs="Arial"/>
+          <w:sz w:val="22"/>
+          <w:szCs w:val="22"/>
+        </w:rPr>
+        <w:t>as a consequence of</w:t>
+      </w:r>
+      <w:proofErr w:type="gramEnd"/>
+      <w:r>
+        <w:rPr>
+          <w:rFonts w:ascii="Arial" w:hAnsi="Arial" w:cs="Arial"/>
+          <w:sz w:val="22"/>
+          <w:szCs w:val="22"/>
+        </w:rPr>
+        <w:t xml:space="preserve"> H2Aub redistribution, in mouse and human neurons respectively, but neither establishes that this methylation change is functionally required for any neurological phenotype rather than an accompanying correlate. This aim performs an in vivo epistasis test: partially reducing non-CG methylation on a Bap1-mutant background isolates whether this specific molecular change is causally sufficient to modify a defined, patient-relevant phenotype. We focus on seizures because, unlike the developmental delay and broader behavioral abnormalities also present in </w:t>
       </w:r>
       <w:r>
         <w:rPr>
@@ -9019,15 +10676,36 @@
           <w:szCs w:val="22"/>
           <w:vertAlign w:val="superscript"/>
         </w:rPr>
-        <w:t>fl/fl</w:t>
-      </w:r>
-      <w:r>
-        <w:rPr>
-          <w:rFonts w:ascii="Arial" w:eastAsia="Arial" w:hAnsi="Arial" w:cs="Arial"/>
-          <w:sz w:val="22"/>
-          <w:szCs w:val="22"/>
-        </w:rPr>
-        <w:t xml:space="preserve">,Emx1-cre </w:t>
+        <w:t>fl/</w:t>
+      </w:r>
+      <w:proofErr w:type="gramStart"/>
+      <w:r>
+        <w:rPr>
+          <w:rFonts w:ascii="Arial" w:eastAsia="Arial" w:hAnsi="Arial" w:cs="Arial"/>
+          <w:i/>
+          <w:iCs/>
+          <w:sz w:val="22"/>
+          <w:szCs w:val="22"/>
+          <w:vertAlign w:val="superscript"/>
+        </w:rPr>
+        <w:t>fl</w:t>
+      </w:r>
+      <w:r>
+        <w:rPr>
+          <w:rFonts w:ascii="Arial" w:eastAsia="Arial" w:hAnsi="Arial" w:cs="Arial"/>
+          <w:sz w:val="22"/>
+          <w:szCs w:val="22"/>
+        </w:rPr>
+        <w:t>,Emx</w:t>
+      </w:r>
+      <w:proofErr w:type="gramEnd"/>
+      <w:r>
+        <w:rPr>
+          <w:rFonts w:ascii="Arial" w:eastAsia="Arial" w:hAnsi="Arial" w:cs="Arial"/>
+          <w:sz w:val="22"/>
+          <w:szCs w:val="22"/>
+        </w:rPr>
+        <w:t xml:space="preserve">1-cre </w:t>
       </w:r>
       <w:r>
         <w:rPr>
@@ -9146,7 +10824,16 @@
           <w:sz w:val="22"/>
           <w:szCs w:val="22"/>
         </w:rPr>
-        <w:t>eleting Bap1 in forebrain excitatory neurons (Emx1-cre) produces developmental delay by P6 (Fig. 4A), reduced open-field exploration (Fig. 4B), and thousands of daily epileptiform discharges on continuous EEG (Fig. 4C). Hippocampal patch clamp confirms a cell-autonomous substrate: reduced rheobase and increased evoked firing (Fig. 4D–E).</w:t>
+        <w:t xml:space="preserve">eleting Bap1 in forebrain excitatory neurons (Emx1-cre) produces developmental delay by P6 (Fig. 4A), reduced open-field exploration (Fig. 4B), and thousands of daily </w:t>
+      </w:r>
+      <w:r>
+        <w:rPr>
+          <w:rFonts w:ascii="Arial" w:hAnsi="Arial" w:cs="Arial"/>
+          <w:sz w:val="22"/>
+          <w:szCs w:val="22"/>
+        </w:rPr>
+        <w:lastRenderedPageBreak/>
+        <w:t>epileptiform discharges on continuous EEG (Fig. 4C). Hippocampal patch clamp confirms a cell-autonomous substrate: reduced rheobase and increased evoked firing (Fig. 4D–E).</w:t>
       </w:r>
     </w:p>
     <w:p>
@@ -9182,17 +10869,9 @@
           <w:szCs w:val="22"/>
           <w:u w:val="single"/>
         </w:rPr>
-        <w:t>Bap1</w:t>
-      </w:r>
-      <w:r>
-        <w:rPr>
-          <w:rFonts w:ascii="Arial" w:hAnsi="Arial" w:cs="Arial"/>
-          <w:sz w:val="22"/>
-          <w:szCs w:val="22"/>
-          <w:u w:val="single"/>
-        </w:rPr>
-        <w:t>,</w:t>
-      </w:r>
+        <w:t>Bap</w:t>
+      </w:r>
+      <w:proofErr w:type="gramStart"/>
       <w:r>
         <w:rPr>
           <w:rFonts w:ascii="Arial" w:hAnsi="Arial" w:cs="Arial"/>
@@ -9202,7 +10881,7 @@
           <w:szCs w:val="22"/>
           <w:u w:val="single"/>
         </w:rPr>
-        <w:t>Dnmt3a</w:t>
+        <w:t>1</w:t>
       </w:r>
       <w:r>
         <w:rPr>
@@ -9211,98 +10890,70 @@
           <w:szCs w:val="22"/>
           <w:u w:val="single"/>
         </w:rPr>
-        <w:t xml:space="preserve"> compound mutants.</w:t>
-      </w:r>
-      <w:r>
-        <w:rPr>
-          <w:rFonts w:ascii="Arial" w:hAnsi="Arial" w:cs="Arial"/>
-          <w:sz w:val="22"/>
-          <w:szCs w:val="22"/>
-        </w:rPr>
-        <w:t xml:space="preserve"> We will cross </w:t>
-      </w:r>
-      <w:r>
-        <w:rPr>
-          <w:rFonts w:ascii="Arial" w:eastAsia="Arial" w:hAnsi="Arial" w:cs="Arial"/>
+        <w:t>,</w:t>
+      </w:r>
+      <w:r>
+        <w:rPr>
+          <w:rFonts w:ascii="Arial" w:hAnsi="Arial" w:cs="Arial"/>
           <w:i/>
           <w:iCs/>
           <w:sz w:val="22"/>
           <w:szCs w:val="22"/>
-        </w:rPr>
-        <w:t>Bap1</w:t>
-      </w:r>
-      <w:r>
-        <w:rPr>
-          <w:rFonts w:ascii="Arial" w:eastAsia="Arial" w:hAnsi="Arial" w:cs="Arial"/>
+          <w:u w:val="single"/>
+        </w:rPr>
+        <w:t>Dnmt</w:t>
+      </w:r>
+      <w:proofErr w:type="gramEnd"/>
+      <w:r>
+        <w:rPr>
+          <w:rFonts w:ascii="Arial" w:hAnsi="Arial" w:cs="Arial"/>
           <w:i/>
           <w:iCs/>
           <w:sz w:val="22"/>
           <w:szCs w:val="22"/>
-          <w:vertAlign w:val="superscript"/>
-        </w:rPr>
-        <w:t>fl/fl</w:t>
-      </w:r>
-      <w:r>
-        <w:rPr>
-          <w:rFonts w:ascii="Arial" w:eastAsia="Arial" w:hAnsi="Arial" w:cs="Arial"/>
-          <w:sz w:val="22"/>
-          <w:szCs w:val="22"/>
-        </w:rPr>
-        <w:t xml:space="preserve">,Emx1-cre </w:t>
-      </w:r>
-      <w:r>
-        <w:rPr>
-          <w:rFonts w:ascii="Arial" w:hAnsi="Arial" w:cs="Arial"/>
-          <w:sz w:val="22"/>
-          <w:szCs w:val="22"/>
-        </w:rPr>
-        <w:t xml:space="preserve">mice to global </w:t>
-      </w:r>
-      <w:r>
-        <w:rPr>
-          <w:rFonts w:ascii="Arial" w:hAnsi="Arial" w:cs="Arial"/>
+          <w:u w:val="single"/>
+        </w:rPr>
+        <w:t>3a</w:t>
+      </w:r>
+      <w:r>
+        <w:rPr>
+          <w:rFonts w:ascii="Arial" w:hAnsi="Arial" w:cs="Arial"/>
+          <w:sz w:val="22"/>
+          <w:szCs w:val="22"/>
+          <w:u w:val="single"/>
+        </w:rPr>
+        <w:t xml:space="preserve"> compound mutants.</w:t>
+      </w:r>
+      <w:r>
+        <w:rPr>
+          <w:rFonts w:ascii="Arial" w:hAnsi="Arial" w:cs="Arial"/>
+          <w:sz w:val="22"/>
+          <w:szCs w:val="22"/>
+        </w:rPr>
+        <w:t xml:space="preserve"> We will cross </w:t>
+      </w:r>
+      <w:r>
+        <w:rPr>
+          <w:rFonts w:ascii="Arial" w:eastAsia="Arial" w:hAnsi="Arial" w:cs="Arial"/>
           <w:i/>
           <w:iCs/>
           <w:sz w:val="22"/>
           <w:szCs w:val="22"/>
         </w:rPr>
-        <w:t>Dnmt3a</w:t>
-      </w:r>
-      <w:r>
-        <w:rPr>
-          <w:rFonts w:ascii="Arial" w:hAnsi="Arial" w:cs="Arial"/>
-          <w:sz w:val="22"/>
-          <w:szCs w:val="22"/>
-        </w:rPr>
-        <w:t xml:space="preserve"> heterozygous null mice (</w:t>
-      </w:r>
-      <w:r>
-        <w:rPr>
-          <w:rFonts w:ascii="Arial" w:hAnsi="Arial" w:cs="Arial"/>
+        <w:t>Bap1</w:t>
+      </w:r>
+      <w:r>
+        <w:rPr>
+          <w:rFonts w:ascii="Arial" w:eastAsia="Arial" w:hAnsi="Arial" w:cs="Arial"/>
           <w:i/>
           <w:iCs/>
           <w:sz w:val="22"/>
           <w:szCs w:val="22"/>
-        </w:rPr>
-        <w:t>Dnmt3a</w:t>
-      </w:r>
-      <w:r>
-        <w:rPr>
-          <w:rFonts w:ascii="Arial" w:hAnsi="Arial" w:cs="Arial"/>
-          <w:sz w:val="22"/>
-          <w:szCs w:val="22"/>
           <w:vertAlign w:val="superscript"/>
         </w:rPr>
-        <w:t>+/-</w:t>
-      </w:r>
-      <w:r>
-        <w:rPr>
-          <w:rFonts w:ascii="Arial" w:hAnsi="Arial" w:cs="Arial"/>
-          <w:sz w:val="22"/>
-          <w:szCs w:val="22"/>
-        </w:rPr>
-        <w:t xml:space="preserve">) to generate </w:t>
-      </w:r>
+        <w:t>fl/</w:t>
+      </w:r>
+      <w:proofErr w:type="gramStart"/>
       <w:r>
         <w:rPr>
           <w:rFonts w:ascii="Arial" w:eastAsia="Arial" w:hAnsi="Arial" w:cs="Arial"/>
@@ -9310,31 +10961,56 @@
           <w:iCs/>
           <w:sz w:val="22"/>
           <w:szCs w:val="22"/>
-        </w:rPr>
-        <w:t>Bap1</w:t>
-      </w:r>
-      <w:r>
-        <w:rPr>
-          <w:rFonts w:ascii="Arial" w:eastAsia="Arial" w:hAnsi="Arial" w:cs="Arial"/>
+          <w:vertAlign w:val="superscript"/>
+        </w:rPr>
+        <w:t>fl</w:t>
+      </w:r>
+      <w:r>
+        <w:rPr>
+          <w:rFonts w:ascii="Arial" w:eastAsia="Arial" w:hAnsi="Arial" w:cs="Arial"/>
+          <w:sz w:val="22"/>
+          <w:szCs w:val="22"/>
+        </w:rPr>
+        <w:t>,Emx</w:t>
+      </w:r>
+      <w:proofErr w:type="gramEnd"/>
+      <w:r>
+        <w:rPr>
+          <w:rFonts w:ascii="Arial" w:eastAsia="Arial" w:hAnsi="Arial" w:cs="Arial"/>
+          <w:sz w:val="22"/>
+          <w:szCs w:val="22"/>
+        </w:rPr>
+        <w:t xml:space="preserve">1-cre </w:t>
+      </w:r>
+      <w:r>
+        <w:rPr>
+          <w:rFonts w:ascii="Arial" w:hAnsi="Arial" w:cs="Arial"/>
+          <w:sz w:val="22"/>
+          <w:szCs w:val="22"/>
+        </w:rPr>
+        <w:t xml:space="preserve">mice to global </w:t>
+      </w:r>
+      <w:r>
+        <w:rPr>
+          <w:rFonts w:ascii="Arial" w:hAnsi="Arial" w:cs="Arial"/>
           <w:i/>
           <w:iCs/>
           <w:sz w:val="22"/>
           <w:szCs w:val="22"/>
-          <w:vertAlign w:val="superscript"/>
-        </w:rPr>
-        <w:t>fl/fl</w:t>
-      </w:r>
-      <w:r>
-        <w:rPr>
-          <w:rFonts w:ascii="Arial" w:eastAsia="Arial" w:hAnsi="Arial" w:cs="Arial"/>
-          <w:sz w:val="22"/>
-          <w:szCs w:val="22"/>
-        </w:rPr>
-        <w:t>,Emx1-cre;</w:t>
-      </w:r>
-      <w:r>
-        <w:rPr>
-          <w:rFonts w:ascii="Arial" w:eastAsia="Arial" w:hAnsi="Arial" w:cs="Arial"/>
+        </w:rPr>
+        <w:t>Dnmt3a</w:t>
+      </w:r>
+      <w:r>
+        <w:rPr>
+          <w:rFonts w:ascii="Arial" w:hAnsi="Arial" w:cs="Arial"/>
+          <w:sz w:val="22"/>
+          <w:szCs w:val="22"/>
+        </w:rPr>
+        <w:t xml:space="preserve"> heterozygous null mice (</w:t>
+      </w:r>
+      <w:r>
+        <w:rPr>
+          <w:rFonts w:ascii="Arial" w:hAnsi="Arial" w:cs="Arial"/>
           <w:i/>
           <w:iCs/>
           <w:sz w:val="22"/>
@@ -9357,7 +11033,7 @@
           <w:sz w:val="22"/>
           <w:szCs w:val="22"/>
         </w:rPr>
-        <w:t xml:space="preserve"> compound mutants alongside </w:t>
+        <w:t xml:space="preserve">) to generate </w:t>
       </w:r>
       <w:r>
         <w:rPr>
@@ -9378,25 +11054,163 @@
           <w:szCs w:val="22"/>
           <w:vertAlign w:val="superscript"/>
         </w:rPr>
-        <w:t>fl/fl</w:t>
-      </w:r>
-      <w:r>
-        <w:rPr>
-          <w:rFonts w:ascii="Arial" w:eastAsia="Arial" w:hAnsi="Arial" w:cs="Arial"/>
-          <w:sz w:val="22"/>
-          <w:szCs w:val="22"/>
-        </w:rPr>
-        <w:t>,Emx1-cre;</w:t>
-      </w:r>
-      <w:r>
-        <w:rPr>
-          <w:rFonts w:ascii="Arial" w:hAnsi="Arial" w:cs="Arial"/>
+        <w:t>fl/</w:t>
+      </w:r>
+      <w:proofErr w:type="gramStart"/>
+      <w:r>
+        <w:rPr>
+          <w:rFonts w:ascii="Arial" w:eastAsia="Arial" w:hAnsi="Arial" w:cs="Arial"/>
           <w:i/>
           <w:iCs/>
           <w:sz w:val="22"/>
           <w:szCs w:val="22"/>
-        </w:rPr>
-        <w:t>Dnmt3a</w:t>
+          <w:vertAlign w:val="superscript"/>
+        </w:rPr>
+        <w:t>fl</w:t>
+      </w:r>
+      <w:r>
+        <w:rPr>
+          <w:rFonts w:ascii="Arial" w:eastAsia="Arial" w:hAnsi="Arial" w:cs="Arial"/>
+          <w:sz w:val="22"/>
+          <w:szCs w:val="22"/>
+        </w:rPr>
+        <w:t>,Emx</w:t>
+      </w:r>
+      <w:proofErr w:type="gramEnd"/>
+      <w:r>
+        <w:rPr>
+          <w:rFonts w:ascii="Arial" w:eastAsia="Arial" w:hAnsi="Arial" w:cs="Arial"/>
+          <w:sz w:val="22"/>
+          <w:szCs w:val="22"/>
+        </w:rPr>
+        <w:t>1-</w:t>
+      </w:r>
+      <w:proofErr w:type="gramStart"/>
+      <w:r>
+        <w:rPr>
+          <w:rFonts w:ascii="Arial" w:eastAsia="Arial" w:hAnsi="Arial" w:cs="Arial"/>
+          <w:sz w:val="22"/>
+          <w:szCs w:val="22"/>
+        </w:rPr>
+        <w:t>cre;</w:t>
+      </w:r>
+      <w:r>
+        <w:rPr>
+          <w:rFonts w:ascii="Arial" w:eastAsia="Arial" w:hAnsi="Arial" w:cs="Arial"/>
+          <w:i/>
+          <w:iCs/>
+          <w:sz w:val="22"/>
+          <w:szCs w:val="22"/>
+        </w:rPr>
+        <w:t>Dnmt</w:t>
+      </w:r>
+      <w:proofErr w:type="gramEnd"/>
+      <w:r>
+        <w:rPr>
+          <w:rFonts w:ascii="Arial" w:eastAsia="Arial" w:hAnsi="Arial" w:cs="Arial"/>
+          <w:i/>
+          <w:iCs/>
+          <w:sz w:val="22"/>
+          <w:szCs w:val="22"/>
+        </w:rPr>
+        <w:t>3a</w:t>
+      </w:r>
+      <w:r>
+        <w:rPr>
+          <w:rFonts w:ascii="Arial" w:hAnsi="Arial" w:cs="Arial"/>
+          <w:sz w:val="22"/>
+          <w:szCs w:val="22"/>
+          <w:vertAlign w:val="superscript"/>
+        </w:rPr>
+        <w:t>+/-</w:t>
+      </w:r>
+      <w:r>
+        <w:rPr>
+          <w:rFonts w:ascii="Arial" w:hAnsi="Arial" w:cs="Arial"/>
+          <w:sz w:val="22"/>
+          <w:szCs w:val="22"/>
+        </w:rPr>
+        <w:t xml:space="preserve"> compound mutants alongside </w:t>
+      </w:r>
+      <w:r>
+        <w:rPr>
+          <w:rFonts w:ascii="Arial" w:eastAsia="Arial" w:hAnsi="Arial" w:cs="Arial"/>
+          <w:i/>
+          <w:iCs/>
+          <w:sz w:val="22"/>
+          <w:szCs w:val="22"/>
+        </w:rPr>
+        <w:t>Bap1</w:t>
+      </w:r>
+      <w:r>
+        <w:rPr>
+          <w:rFonts w:ascii="Arial" w:eastAsia="Arial" w:hAnsi="Arial" w:cs="Arial"/>
+          <w:i/>
+          <w:iCs/>
+          <w:sz w:val="22"/>
+          <w:szCs w:val="22"/>
+          <w:vertAlign w:val="superscript"/>
+        </w:rPr>
+        <w:t>fl/</w:t>
+      </w:r>
+      <w:proofErr w:type="gramStart"/>
+      <w:r>
+        <w:rPr>
+          <w:rFonts w:ascii="Arial" w:eastAsia="Arial" w:hAnsi="Arial" w:cs="Arial"/>
+          <w:i/>
+          <w:iCs/>
+          <w:sz w:val="22"/>
+          <w:szCs w:val="22"/>
+          <w:vertAlign w:val="superscript"/>
+        </w:rPr>
+        <w:t>fl</w:t>
+      </w:r>
+      <w:r>
+        <w:rPr>
+          <w:rFonts w:ascii="Arial" w:eastAsia="Arial" w:hAnsi="Arial" w:cs="Arial"/>
+          <w:sz w:val="22"/>
+          <w:szCs w:val="22"/>
+        </w:rPr>
+        <w:t>,Emx</w:t>
+      </w:r>
+      <w:proofErr w:type="gramEnd"/>
+      <w:r>
+        <w:rPr>
+          <w:rFonts w:ascii="Arial" w:eastAsia="Arial" w:hAnsi="Arial" w:cs="Arial"/>
+          <w:sz w:val="22"/>
+          <w:szCs w:val="22"/>
+        </w:rPr>
+        <w:t>1-</w:t>
+      </w:r>
+      <w:proofErr w:type="gramStart"/>
+      <w:r>
+        <w:rPr>
+          <w:rFonts w:ascii="Arial" w:eastAsia="Arial" w:hAnsi="Arial" w:cs="Arial"/>
+          <w:sz w:val="22"/>
+          <w:szCs w:val="22"/>
+        </w:rPr>
+        <w:t>cre;</w:t>
+      </w:r>
+      <w:r>
+        <w:rPr>
+          <w:rFonts w:ascii="Arial" w:hAnsi="Arial" w:cs="Arial"/>
+          <w:i/>
+          <w:iCs/>
+          <w:sz w:val="22"/>
+          <w:szCs w:val="22"/>
+        </w:rPr>
+        <w:t>Dnmt</w:t>
+      </w:r>
+      <w:proofErr w:type="gramEnd"/>
+      <w:r>
+        <w:rPr>
+          <w:rFonts w:ascii="Arial" w:hAnsi="Arial" w:cs="Arial"/>
+          <w:i/>
+          <w:iCs/>
+          <w:sz w:val="22"/>
+          <w:szCs w:val="22"/>
+        </w:rPr>
+        <w:t>3a</w:t>
       </w:r>
       <w:r>
         <w:rPr>
@@ -9482,15 +11296,36 @@
           <w:szCs w:val="22"/>
           <w:vertAlign w:val="superscript"/>
         </w:rPr>
-        <w:t>fl/fl</w:t>
-      </w:r>
-      <w:r>
-        <w:rPr>
-          <w:rFonts w:ascii="Arial" w:eastAsia="Arial" w:hAnsi="Arial" w:cs="Arial"/>
-          <w:sz w:val="22"/>
-          <w:szCs w:val="22"/>
-        </w:rPr>
-        <w:t xml:space="preserve">,Emx1-cre </w:t>
+        <w:t>fl/</w:t>
+      </w:r>
+      <w:proofErr w:type="gramStart"/>
+      <w:r>
+        <w:rPr>
+          <w:rFonts w:ascii="Arial" w:eastAsia="Arial" w:hAnsi="Arial" w:cs="Arial"/>
+          <w:i/>
+          <w:iCs/>
+          <w:sz w:val="22"/>
+          <w:szCs w:val="22"/>
+          <w:vertAlign w:val="superscript"/>
+        </w:rPr>
+        <w:t>fl</w:t>
+      </w:r>
+      <w:r>
+        <w:rPr>
+          <w:rFonts w:ascii="Arial" w:eastAsia="Arial" w:hAnsi="Arial" w:cs="Arial"/>
+          <w:sz w:val="22"/>
+          <w:szCs w:val="22"/>
+        </w:rPr>
+        <w:t>,Emx</w:t>
+      </w:r>
+      <w:proofErr w:type="gramEnd"/>
+      <w:r>
+        <w:rPr>
+          <w:rFonts w:ascii="Arial" w:eastAsia="Arial" w:hAnsi="Arial" w:cs="Arial"/>
+          <w:sz w:val="22"/>
+          <w:szCs w:val="22"/>
+        </w:rPr>
+        <w:t xml:space="preserve">1-cre </w:t>
       </w:r>
       <w:r>
         <w:rPr>
@@ -9689,15 +11524,43 @@
           <w:szCs w:val="22"/>
           <w:vertAlign w:val="superscript"/>
         </w:rPr>
-        <w:t>fl/fl</w:t>
-      </w:r>
-      <w:r>
-        <w:rPr>
-          <w:rFonts w:ascii="Arial" w:eastAsia="Arial" w:hAnsi="Arial" w:cs="Arial"/>
-          <w:sz w:val="22"/>
-          <w:szCs w:val="22"/>
-        </w:rPr>
-        <w:t>,Emx1-cre;</w:t>
+        <w:t>fl/</w:t>
+      </w:r>
+      <w:proofErr w:type="gramStart"/>
+      <w:r>
+        <w:rPr>
+          <w:rFonts w:ascii="Arial" w:eastAsia="Arial" w:hAnsi="Arial" w:cs="Arial"/>
+          <w:sz w:val="22"/>
+          <w:szCs w:val="22"/>
+          <w:vertAlign w:val="superscript"/>
+        </w:rPr>
+        <w:t>fl</w:t>
+      </w:r>
+      <w:r>
+        <w:rPr>
+          <w:rFonts w:ascii="Arial" w:eastAsia="Arial" w:hAnsi="Arial" w:cs="Arial"/>
+          <w:sz w:val="22"/>
+          <w:szCs w:val="22"/>
+        </w:rPr>
+        <w:t>,Emx</w:t>
+      </w:r>
+      <w:proofErr w:type="gramEnd"/>
+      <w:r>
+        <w:rPr>
+          <w:rFonts w:ascii="Arial" w:eastAsia="Arial" w:hAnsi="Arial" w:cs="Arial"/>
+          <w:sz w:val="22"/>
+          <w:szCs w:val="22"/>
+        </w:rPr>
+        <w:t>1-</w:t>
+      </w:r>
+      <w:proofErr w:type="gramStart"/>
+      <w:r>
+        <w:rPr>
+          <w:rFonts w:ascii="Arial" w:eastAsia="Arial" w:hAnsi="Arial" w:cs="Arial"/>
+          <w:sz w:val="22"/>
+          <w:szCs w:val="22"/>
+        </w:rPr>
+        <w:t>cre;</w:t>
       </w:r>
       <w:r>
         <w:rPr>
@@ -9707,7 +11570,18 @@
           <w:sz w:val="22"/>
           <w:szCs w:val="22"/>
         </w:rPr>
-        <w:t>Dnmt3a</w:t>
+        <w:t>Dnmt</w:t>
+      </w:r>
+      <w:proofErr w:type="gramEnd"/>
+      <w:r>
+        <w:rPr>
+          <w:rFonts w:ascii="Arial" w:hAnsi="Arial" w:cs="Arial"/>
+          <w:i/>
+          <w:iCs/>
+          <w:sz w:val="22"/>
+          <w:szCs w:val="22"/>
+        </w:rPr>
+        <w:t>3a</w:t>
       </w:r>
       <w:r>
         <w:rPr>
@@ -9732,7 +11606,25 @@
           <w:sz w:val="22"/>
           <w:szCs w:val="22"/>
         </w:rPr>
-        <w:t xml:space="preserve">compound mutants, and correspondingly normalizes morphological and electrophysiological phenotypes in patient iPSC-neurons, this would establish non-CG methylation as a causally required, druggable node in BAP1-related neurodevelopmental disease and identify DNMT3A, or its downstream effectors, as a candidate therapeutic target. A key caveat is that a partial (~50%) reduction in </w:t>
+        <w:t xml:space="preserve">compound </w:t>
+      </w:r>
+      <w:proofErr w:type="gramStart"/>
+      <w:r>
+        <w:rPr>
+          <w:rFonts w:ascii="Arial" w:hAnsi="Arial" w:cs="Arial"/>
+          <w:sz w:val="22"/>
+          <w:szCs w:val="22"/>
+        </w:rPr>
+        <w:t>mutants, and</w:t>
+      </w:r>
+      <w:proofErr w:type="gramEnd"/>
+      <w:r>
+        <w:rPr>
+          <w:rFonts w:ascii="Arial" w:hAnsi="Arial" w:cs="Arial"/>
+          <w:sz w:val="22"/>
+          <w:szCs w:val="22"/>
+        </w:rPr>
+        <w:t xml:space="preserve"> correspondingly normalizes morphological and electrophysiological phenotypes in patient iPSC-neurons, this would establish non-CG methylation as a causally required, druggable node in BAP1-related neurodevelopmental disease and identify DNMT3A, or its downstream effectors, as a candidate therapeutic target. A key caveat is that a partial (~50%) reduction in </w:t>
       </w:r>
       <w:r>
         <w:rPr>
